--- a/deep learning (192365066) - CO1 AT1.docx
+++ b/deep learning (192365066) - CO1 AT1.docx
@@ -17,6 +17,7 @@
           <w:lang w:eastAsia="en-IN"/>
         </w:rPr>
       </w:pPr>
+      <w:proofErr w:type="gramStart"/>
       <w:r>
         <w:rPr>
           <w:rFonts w:ascii="Times New Roman" w:eastAsia="Times New Roman" w:hAnsi="Times New Roman" w:cs="Times New Roman"/>
@@ -27,6 +28,299 @@
           <w:szCs w:val="32"/>
           <w:lang w:eastAsia="en-IN"/>
         </w:rPr>
+        <w:t>Name :</w:t>
+      </w:r>
+      <w:proofErr w:type="gramEnd"/>
+      <w:r>
+        <w:rPr>
+          <w:rFonts w:ascii="Times New Roman" w:eastAsia="Times New Roman" w:hAnsi="Times New Roman" w:cs="Times New Roman"/>
+          <w:b/>
+          <w:bCs/>
+          <w:kern w:val="36"/>
+          <w:sz w:val="40"/>
+          <w:szCs w:val="32"/>
+          <w:lang w:eastAsia="en-IN"/>
+        </w:rPr>
+        <w:t xml:space="preserve"> </w:t>
+      </w:r>
+      <w:proofErr w:type="spellStart"/>
+      <w:r>
+        <w:rPr>
+          <w:rFonts w:ascii="Times New Roman" w:eastAsia="Times New Roman" w:hAnsi="Times New Roman" w:cs="Times New Roman"/>
+          <w:b/>
+          <w:bCs/>
+          <w:kern w:val="36"/>
+          <w:sz w:val="40"/>
+          <w:szCs w:val="32"/>
+          <w:lang w:eastAsia="en-IN"/>
+        </w:rPr>
+        <w:t>Mahalakshmi.P</w:t>
+      </w:r>
+      <w:proofErr w:type="spellEnd"/>
+    </w:p>
+    <w:p>
+      <w:pPr>
+        <w:spacing w:before="100" w:beforeAutospacing="1" w:after="100" w:afterAutospacing="1" w:line="240" w:lineRule="auto"/>
+        <w:jc w:val="both"/>
+        <w:outlineLvl w:val="0"/>
+        <w:rPr>
+          <w:rFonts w:ascii="Times New Roman" w:eastAsia="Times New Roman" w:hAnsi="Times New Roman" w:cs="Times New Roman"/>
+          <w:b/>
+          <w:bCs/>
+          <w:kern w:val="36"/>
+          <w:sz w:val="40"/>
+          <w:szCs w:val="32"/>
+          <w:lang w:eastAsia="en-IN"/>
+        </w:rPr>
+      </w:pPr>
+      <w:proofErr w:type="spellStart"/>
+      <w:r>
+        <w:rPr>
+          <w:rFonts w:ascii="Times New Roman" w:eastAsia="Times New Roman" w:hAnsi="Times New Roman" w:cs="Times New Roman"/>
+          <w:b/>
+          <w:bCs/>
+          <w:kern w:val="36"/>
+          <w:sz w:val="40"/>
+          <w:szCs w:val="32"/>
+          <w:lang w:eastAsia="en-IN"/>
+        </w:rPr>
+        <w:t>Reg</w:t>
+      </w:r>
+      <w:proofErr w:type="spellEnd"/>
+      <w:r>
+        <w:rPr>
+          <w:rFonts w:ascii="Times New Roman" w:eastAsia="Times New Roman" w:hAnsi="Times New Roman" w:cs="Times New Roman"/>
+          <w:b/>
+          <w:bCs/>
+          <w:kern w:val="36"/>
+          <w:sz w:val="40"/>
+          <w:szCs w:val="32"/>
+          <w:lang w:eastAsia="en-IN"/>
+        </w:rPr>
+        <w:t xml:space="preserve"> </w:t>
+      </w:r>
+      <w:proofErr w:type="gramStart"/>
+      <w:r>
+        <w:rPr>
+          <w:rFonts w:ascii="Times New Roman" w:eastAsia="Times New Roman" w:hAnsi="Times New Roman" w:cs="Times New Roman"/>
+          <w:b/>
+          <w:bCs/>
+          <w:kern w:val="36"/>
+          <w:sz w:val="40"/>
+          <w:szCs w:val="32"/>
+          <w:lang w:eastAsia="en-IN"/>
+        </w:rPr>
+        <w:t>no :</w:t>
+      </w:r>
+      <w:proofErr w:type="gramEnd"/>
+      <w:r>
+        <w:rPr>
+          <w:rFonts w:ascii="Times New Roman" w:eastAsia="Times New Roman" w:hAnsi="Times New Roman" w:cs="Times New Roman"/>
+          <w:b/>
+          <w:bCs/>
+          <w:kern w:val="36"/>
+          <w:sz w:val="40"/>
+          <w:szCs w:val="32"/>
+          <w:lang w:eastAsia="en-IN"/>
+        </w:rPr>
+        <w:t xml:space="preserve"> 192365066</w:t>
+      </w:r>
+    </w:p>
+    <w:p>
+      <w:pPr>
+        <w:spacing w:before="100" w:beforeAutospacing="1" w:after="100" w:afterAutospacing="1" w:line="240" w:lineRule="auto"/>
+        <w:jc w:val="both"/>
+        <w:outlineLvl w:val="0"/>
+        <w:rPr>
+          <w:rFonts w:ascii="Times New Roman" w:eastAsia="Times New Roman" w:hAnsi="Times New Roman" w:cs="Times New Roman"/>
+          <w:b/>
+          <w:bCs/>
+          <w:kern w:val="36"/>
+          <w:sz w:val="40"/>
+          <w:szCs w:val="32"/>
+          <w:lang w:eastAsia="en-IN"/>
+        </w:rPr>
+      </w:pPr>
+      <w:r>
+        <w:rPr>
+          <w:rFonts w:ascii="Times New Roman" w:eastAsia="Times New Roman" w:hAnsi="Times New Roman" w:cs="Times New Roman"/>
+          <w:b/>
+          <w:bCs/>
+          <w:kern w:val="36"/>
+          <w:sz w:val="40"/>
+          <w:szCs w:val="32"/>
+          <w:lang w:eastAsia="en-IN"/>
+        </w:rPr>
+        <w:t xml:space="preserve">Sub </w:t>
+      </w:r>
+      <w:proofErr w:type="gramStart"/>
+      <w:r>
+        <w:rPr>
+          <w:rFonts w:ascii="Times New Roman" w:eastAsia="Times New Roman" w:hAnsi="Times New Roman" w:cs="Times New Roman"/>
+          <w:b/>
+          <w:bCs/>
+          <w:kern w:val="36"/>
+          <w:sz w:val="40"/>
+          <w:szCs w:val="32"/>
+          <w:lang w:eastAsia="en-IN"/>
+        </w:rPr>
+        <w:t>code :</w:t>
+      </w:r>
+      <w:proofErr w:type="gramEnd"/>
+      <w:r>
+        <w:rPr>
+          <w:rFonts w:ascii="Times New Roman" w:eastAsia="Times New Roman" w:hAnsi="Times New Roman" w:cs="Times New Roman"/>
+          <w:b/>
+          <w:bCs/>
+          <w:kern w:val="36"/>
+          <w:sz w:val="40"/>
+          <w:szCs w:val="32"/>
+          <w:lang w:eastAsia="en-IN"/>
+        </w:rPr>
+        <w:t xml:space="preserve"> MLA</w:t>
+      </w:r>
+      <w:r>
+        <w:rPr>
+          <w:rFonts w:ascii="Times New Roman" w:eastAsia="Times New Roman" w:hAnsi="Times New Roman" w:cs="Times New Roman"/>
+          <w:b/>
+          <w:bCs/>
+          <w:kern w:val="36"/>
+          <w:sz w:val="40"/>
+          <w:szCs w:val="32"/>
+          <w:lang w:eastAsia="en-IN"/>
+        </w:rPr>
+        <w:t>09007</w:t>
+      </w:r>
+    </w:p>
+    <w:p>
+      <w:pPr>
+        <w:spacing w:before="100" w:beforeAutospacing="1" w:after="100" w:afterAutospacing="1" w:line="240" w:lineRule="auto"/>
+        <w:jc w:val="both"/>
+        <w:outlineLvl w:val="0"/>
+        <w:rPr>
+          <w:rFonts w:ascii="Times New Roman" w:eastAsia="Times New Roman" w:hAnsi="Times New Roman" w:cs="Times New Roman"/>
+          <w:b/>
+          <w:bCs/>
+          <w:kern w:val="36"/>
+          <w:sz w:val="40"/>
+          <w:szCs w:val="32"/>
+          <w:lang w:eastAsia="en-IN"/>
+        </w:rPr>
+      </w:pPr>
+      <w:r>
+        <w:rPr>
+          <w:rFonts w:ascii="Times New Roman" w:eastAsia="Times New Roman" w:hAnsi="Times New Roman" w:cs="Times New Roman"/>
+          <w:b/>
+          <w:bCs/>
+          <w:kern w:val="36"/>
+          <w:sz w:val="40"/>
+          <w:szCs w:val="32"/>
+          <w:lang w:eastAsia="en-IN"/>
+        </w:rPr>
+        <w:t xml:space="preserve">Sub </w:t>
+      </w:r>
+      <w:proofErr w:type="gramStart"/>
+      <w:r>
+        <w:rPr>
+          <w:rFonts w:ascii="Times New Roman" w:eastAsia="Times New Roman" w:hAnsi="Times New Roman" w:cs="Times New Roman"/>
+          <w:b/>
+          <w:bCs/>
+          <w:kern w:val="36"/>
+          <w:sz w:val="40"/>
+          <w:szCs w:val="32"/>
+          <w:lang w:eastAsia="en-IN"/>
+        </w:rPr>
+        <w:t>name :</w:t>
+      </w:r>
+      <w:proofErr w:type="gramEnd"/>
+      <w:r>
+        <w:rPr>
+          <w:rFonts w:ascii="Times New Roman" w:eastAsia="Times New Roman" w:hAnsi="Times New Roman" w:cs="Times New Roman"/>
+          <w:b/>
+          <w:bCs/>
+          <w:kern w:val="36"/>
+          <w:sz w:val="40"/>
+          <w:szCs w:val="32"/>
+          <w:lang w:eastAsia="en-IN"/>
+        </w:rPr>
+        <w:t xml:space="preserve"> Deep Learning</w:t>
+      </w:r>
+    </w:p>
+    <w:p>
+      <w:pPr>
+        <w:spacing w:before="100" w:beforeAutospacing="1" w:after="100" w:afterAutospacing="1" w:line="240" w:lineRule="auto"/>
+        <w:jc w:val="both"/>
+        <w:outlineLvl w:val="0"/>
+        <w:rPr>
+          <w:rFonts w:ascii="Times New Roman" w:eastAsia="Times New Roman" w:hAnsi="Times New Roman" w:cs="Times New Roman"/>
+          <w:b/>
+          <w:bCs/>
+          <w:kern w:val="36"/>
+          <w:sz w:val="40"/>
+          <w:szCs w:val="32"/>
+          <w:lang w:eastAsia="en-IN"/>
+        </w:rPr>
+      </w:pPr>
+    </w:p>
+    <w:p>
+      <w:pPr>
+        <w:spacing w:before="100" w:beforeAutospacing="1" w:after="100" w:afterAutospacing="1" w:line="240" w:lineRule="auto"/>
+        <w:jc w:val="both"/>
+        <w:outlineLvl w:val="0"/>
+        <w:rPr>
+          <w:rFonts w:ascii="Times New Roman" w:eastAsia="Times New Roman" w:hAnsi="Times New Roman" w:cs="Times New Roman"/>
+          <w:b/>
+          <w:bCs/>
+          <w:kern w:val="36"/>
+          <w:sz w:val="40"/>
+          <w:szCs w:val="32"/>
+          <w:lang w:eastAsia="en-IN"/>
+        </w:rPr>
+      </w:pPr>
+    </w:p>
+    <w:p>
+      <w:pPr>
+        <w:spacing w:before="100" w:beforeAutospacing="1" w:after="100" w:afterAutospacing="1" w:line="240" w:lineRule="auto"/>
+        <w:jc w:val="both"/>
+        <w:outlineLvl w:val="0"/>
+        <w:rPr>
+          <w:rFonts w:ascii="Times New Roman" w:eastAsia="Times New Roman" w:hAnsi="Times New Roman" w:cs="Times New Roman"/>
+          <w:b/>
+          <w:bCs/>
+          <w:kern w:val="36"/>
+          <w:sz w:val="40"/>
+          <w:szCs w:val="32"/>
+          <w:lang w:eastAsia="en-IN"/>
+        </w:rPr>
+      </w:pPr>
+    </w:p>
+    <w:p>
+      <w:pPr>
+        <w:spacing w:before="100" w:beforeAutospacing="1" w:after="100" w:afterAutospacing="1" w:line="240" w:lineRule="auto"/>
+        <w:jc w:val="both"/>
+        <w:outlineLvl w:val="0"/>
+        <w:rPr>
+          <w:rFonts w:ascii="Times New Roman" w:eastAsia="Times New Roman" w:hAnsi="Times New Roman" w:cs="Times New Roman"/>
+          <w:b/>
+          <w:bCs/>
+          <w:kern w:val="36"/>
+          <w:sz w:val="40"/>
+          <w:szCs w:val="32"/>
+          <w:lang w:eastAsia="en-IN"/>
+        </w:rPr>
+      </w:pPr>
+      <w:bookmarkStart w:id="0" w:name="_GoBack"/>
+      <w:bookmarkEnd w:id="0"/>
+      <w:r>
+        <w:rPr>
+          <w:rFonts w:ascii="Times New Roman" w:eastAsia="Times New Roman" w:hAnsi="Times New Roman" w:cs="Times New Roman"/>
+          <w:b/>
+          <w:bCs/>
+          <w:kern w:val="36"/>
+          <w:sz w:val="40"/>
+          <w:szCs w:val="32"/>
+          <w:lang w:eastAsia="en-IN"/>
+        </w:rPr>
         <w:t>1. Design a Machine Learning Solution for Predicting Customer Loan Approval</w:t>
       </w:r>
     </w:p>
@@ -421,6 +715,7 @@
           <w:szCs w:val="32"/>
           <w:lang w:eastAsia="en-IN"/>
         </w:rPr>
+        <w:lastRenderedPageBreak/>
         <w:t>Loan amount</w:t>
       </w:r>
     </w:p>
@@ -657,7 +952,6 @@
           <w:szCs w:val="32"/>
           <w:lang w:eastAsia="en-IN"/>
         </w:rPr>
-        <w:lastRenderedPageBreak/>
         <w:t>2. Data Collection</w:t>
       </w:r>
     </w:p>
@@ -1422,6 +1716,7 @@
           <w:szCs w:val="32"/>
           <w:lang w:eastAsia="en-IN"/>
         </w:rPr>
+        <w:lastRenderedPageBreak/>
         <w:t>Missing Income → Replace with Median Income</w:t>
       </w:r>
     </w:p>
@@ -1693,7 +1988,6 @@
           <w:szCs w:val="32"/>
           <w:lang w:eastAsia="en-IN"/>
         </w:rPr>
-        <w:lastRenderedPageBreak/>
         <w:t>Features such as income and credit score may have different ranges. Scaling improves model performance.</w:t>
       </w:r>
     </w:p>
@@ -2118,6 +2412,7 @@
           <w:szCs w:val="32"/>
           <w:lang w:eastAsia="en-IN"/>
         </w:rPr>
+        <w:lastRenderedPageBreak/>
         <w:t>The dataset can be divided as:</w:t>
       </w:r>
     </w:p>
@@ -2357,7 +2652,6 @@
           <w:szCs w:val="32"/>
           <w:lang w:eastAsia="en-IN"/>
         </w:rPr>
-        <w:lastRenderedPageBreak/>
         <w:t>5. Model Training</w:t>
       </w:r>
     </w:p>
@@ -2837,6 +3131,7 @@
           <w:szCs w:val="32"/>
           <w:lang w:eastAsia="en-IN"/>
         </w:rPr>
+        <w:lastRenderedPageBreak/>
         <w:t>[</w:t>
       </w:r>
       <w:r>
@@ -3137,7 +3432,6 @@
           <w:szCs w:val="32"/>
           <w:lang w:eastAsia="en-IN"/>
         </w:rPr>
-        <w:lastRenderedPageBreak/>
         <w:t>Recall is important when the bank wants to identify all eligible customers.</w:t>
       </w:r>
     </w:p>
@@ -3970,7 +4264,6 @@
           <w:szCs w:val="32"/>
           <w:lang w:eastAsia="en-IN"/>
         </w:rPr>
-        <w:lastRenderedPageBreak/>
         <w:t>2. Describe the Architecture of an Artificial Neural Network</w:t>
       </w:r>
     </w:p>
@@ -4507,6 +4800,7 @@
           <w:szCs w:val="32"/>
           <w:lang w:eastAsia="en-IN"/>
         </w:rPr>
+        <w:lastRenderedPageBreak/>
         <w:t>The input layer receives the features of the dataset.</w:t>
       </w:r>
     </w:p>
@@ -4755,7 +5049,6 @@
           <w:szCs w:val="32"/>
           <w:lang w:eastAsia="en-IN"/>
         </w:rPr>
-        <w:lastRenderedPageBreak/>
         <w:t>Hidden layers process the input data and learn complex relationships.</w:t>
       </w:r>
     </w:p>
@@ -5262,6 +5555,7 @@
           <w:szCs w:val="32"/>
           <w:lang w:eastAsia="en-IN"/>
         </w:rPr>
+        <w:lastRenderedPageBreak/>
         <w:t>0 → No</w:t>
       </w:r>
     </w:p>
@@ -5635,7 +5929,6 @@
           <w:szCs w:val="32"/>
           <w:lang w:eastAsia="en-IN"/>
         </w:rPr>
-        <w:lastRenderedPageBreak/>
         <w:t>Role of Artificial Neurons</w:t>
       </w:r>
     </w:p>
@@ -5896,18 +6189,7 @@
           <w:szCs w:val="32"/>
           <w:lang w:eastAsia="en-IN"/>
         </w:rPr>
-        <w:t xml:space="preserve">[z] </w:t>
-      </w:r>
-      <w:bookmarkStart w:id="0" w:name="_GoBack"/>
-      <w:bookmarkEnd w:id="0"/>
-      <w:r>
-        <w:rPr>
-          <w:rFonts w:ascii="Times New Roman" w:eastAsia="Times New Roman" w:hAnsi="Times New Roman" w:cs="Times New Roman"/>
-          <w:sz w:val="32"/>
-          <w:szCs w:val="32"/>
-          <w:lang w:eastAsia="en-IN"/>
-        </w:rPr>
-        <w:t>=0.8x_1+0.2x_2</w:t>
+        <w:t>[z] =0.8x_1+0.2x_2</w:t>
       </w:r>
     </w:p>
     <w:p>
@@ -6094,6 +6376,7 @@
           <w:szCs w:val="32"/>
           <w:lang w:eastAsia="en-IN"/>
         </w:rPr>
+        <w:lastRenderedPageBreak/>
         <w:t>Without bias, the model may be unable to represent complex relationships.</w:t>
       </w:r>
     </w:p>
@@ -6190,7 +6473,6 @@
           <w:szCs w:val="32"/>
           <w:lang w:eastAsia="en-IN"/>
         </w:rPr>
-        <w:lastRenderedPageBreak/>
         <w:t>[</w:t>
       </w:r>
       <w:r>
@@ -6718,6 +7000,7 @@
           <w:szCs w:val="32"/>
           <w:lang w:eastAsia="en-IN"/>
         </w:rPr>
+        <w:lastRenderedPageBreak/>
         <w:t>Then:</w:t>
       </w:r>
     </w:p>
@@ -6846,7 +7129,6 @@
           <w:szCs w:val="32"/>
           <w:lang w:eastAsia="en-IN"/>
         </w:rPr>
-        <w:lastRenderedPageBreak/>
         <w:t>Forward Propagation</w:t>
       </w:r>
     </w:p>
@@ -7197,6 +7479,7 @@
           <w:szCs w:val="32"/>
           <w:lang w:eastAsia="en-IN"/>
         </w:rPr>
+        <w:lastRenderedPageBreak/>
         <w:t>[</w:t>
       </w:r>
       <w:r>
@@ -7306,7 +7589,6 @@
           <w:szCs w:val="32"/>
           <w:lang w:eastAsia="en-IN"/>
         </w:rPr>
-        <w:lastRenderedPageBreak/>
         <w:t>Perceptron Learning Rule</w:t>
       </w:r>
     </w:p>
@@ -7764,6 +8046,7 @@
           <w:szCs w:val="32"/>
           <w:lang w:eastAsia="en-IN"/>
         </w:rPr>
+        <w:lastRenderedPageBreak/>
         <w:t>[</w:t>
       </w:r>
       <w:r>
@@ -7887,7 +8170,6 @@
           <w:szCs w:val="32"/>
           <w:lang w:eastAsia="en-IN"/>
         </w:rPr>
-        <w:lastRenderedPageBreak/>
         <w:t>Initial values:</w:t>
       </w:r>
     </w:p>
@@ -8263,6 +8545,7 @@
           <w:szCs w:val="32"/>
           <w:lang w:eastAsia="en-IN"/>
         </w:rPr>
+        <w:lastRenderedPageBreak/>
         <w:t>[</w:t>
       </w:r>
       <w:r>
@@ -8371,7 +8654,6 @@
           <w:szCs w:val="32"/>
           <w:lang w:eastAsia="en-IN"/>
         </w:rPr>
-        <w:lastRenderedPageBreak/>
         <w:t>[</w:t>
       </w:r>
       <w:r>
@@ -8751,6 +9033,7 @@
           <w:szCs w:val="32"/>
           <w:lang w:eastAsia="en-IN"/>
         </w:rPr>
+        <w:lastRenderedPageBreak/>
         <w:t>[</w:t>
       </w:r>
       <w:r>
@@ -8915,7 +9198,6 @@
           <w:szCs w:val="32"/>
           <w:lang w:eastAsia="en-IN"/>
         </w:rPr>
-        <w:lastRenderedPageBreak/>
         <w:t>Old w1 = 0.2       New w1 = 0.3</w:t>
       </w:r>
     </w:p>
@@ -9337,6 +9619,7 @@
           <w:szCs w:val="32"/>
           <w:lang w:eastAsia="en-IN"/>
         </w:rPr>
+        <w:lastRenderedPageBreak/>
         <w:t>4. Illustrate Forward Propagation in an MLP</w:t>
       </w:r>
     </w:p>
@@ -9499,7 +9782,6 @@
           <w:szCs w:val="32"/>
           <w:lang w:eastAsia="en-IN"/>
         </w:rPr>
-        <w:lastRenderedPageBreak/>
         <w:t>x1</w:t>
       </w:r>
       <w:proofErr w:type="gramEnd"/>
@@ -9959,6 +10241,7 @@
           <w:szCs w:val="32"/>
           <w:lang w:eastAsia="en-IN"/>
         </w:rPr>
+        <w:lastRenderedPageBreak/>
         <w:t>[</w:t>
       </w:r>
       <w:r>
@@ -10122,7 +10405,6 @@
           <w:szCs w:val="32"/>
           <w:lang w:eastAsia="en-IN"/>
         </w:rPr>
-        <w:lastRenderedPageBreak/>
         <w:t>[</w:t>
       </w:r>
       <w:r>
@@ -10552,6 +10834,7 @@
           <w:szCs w:val="32"/>
           <w:lang w:eastAsia="en-IN"/>
         </w:rPr>
+        <w:lastRenderedPageBreak/>
         <w:t>Step 2: Calculate Hidden Neuron (h_2)</w:t>
       </w:r>
     </w:p>
@@ -10695,7 +10978,6 @@
           <w:szCs w:val="32"/>
           <w:lang w:eastAsia="en-IN"/>
         </w:rPr>
-        <w:lastRenderedPageBreak/>
         <w:t>[</w:t>
       </w:r>
       <w:r>
@@ -11152,6 +11434,7 @@
           <w:szCs w:val="32"/>
           <w:lang w:eastAsia="en-IN"/>
         </w:rPr>
+        <w:lastRenderedPageBreak/>
         <w:t>Step 4: Apply Output Activation</w:t>
       </w:r>
     </w:p>
@@ -11291,7 +11574,6 @@
           <w:szCs w:val="32"/>
           <w:lang w:eastAsia="en-IN"/>
         </w:rPr>
-        <w:lastRenderedPageBreak/>
         <w:t>Final Output</w:t>
       </w:r>
     </w:p>
@@ -11760,6 +12042,7 @@
           <w:szCs w:val="32"/>
           <w:lang w:eastAsia="en-IN"/>
         </w:rPr>
+        <w:lastRenderedPageBreak/>
         <w:t>Activation Function</w:t>
       </w:r>
     </w:p>
@@ -12098,7 +12381,6 @@
           <w:szCs w:val="32"/>
           <w:lang w:eastAsia="en-IN"/>
         </w:rPr>
-        <w:lastRenderedPageBreak/>
         <w:t>Conclusion</w:t>
       </w:r>
     </w:p>
@@ -12508,6 +12790,7 @@
           <w:szCs w:val="32"/>
           <w:lang w:eastAsia="en-IN"/>
         </w:rPr>
+        <w:lastRenderedPageBreak/>
         <w:t>[</w:t>
       </w:r>
       <w:r>
@@ -12611,7 +12894,6 @@
           <w:szCs w:val="32"/>
           <w:lang w:eastAsia="en-IN"/>
         </w:rPr>
-        <w:lastRenderedPageBreak/>
         <w:t>Initial values:</w:t>
       </w:r>
     </w:p>
@@ -13087,6 +13369,7 @@
           <w:szCs w:val="32"/>
           <w:lang w:eastAsia="en-IN"/>
         </w:rPr>
+        <w:lastRenderedPageBreak/>
         <w:t>Output neuron:</w:t>
       </w:r>
     </w:p>
@@ -13250,6 +13533,416 @@
           <w:szCs w:val="32"/>
           <w:lang w:eastAsia="en-IN"/>
         </w:rPr>
+        <w:t>[</w:t>
+      </w:r>
+      <w:r>
+        <w:rPr>
+          <w:rFonts w:ascii="Times New Roman" w:eastAsia="Times New Roman" w:hAnsi="Times New Roman" w:cs="Times New Roman"/>
+          <w:sz w:val="32"/>
+          <w:szCs w:val="32"/>
+          <w:lang w:eastAsia="en-IN"/>
+        </w:rPr>
+        <w:br/>
+        <w:t>y=\</w:t>
+      </w:r>
+      <w:proofErr w:type="gramStart"/>
+      <w:r>
+        <w:rPr>
+          <w:rFonts w:ascii="Times New Roman" w:eastAsia="Times New Roman" w:hAnsi="Times New Roman" w:cs="Times New Roman"/>
+          <w:sz w:val="32"/>
+          <w:szCs w:val="32"/>
+          <w:lang w:eastAsia="en-IN"/>
+        </w:rPr>
+        <w:t>sigma(</w:t>
+      </w:r>
+      <w:proofErr w:type="gramEnd"/>
+      <w:r>
+        <w:rPr>
+          <w:rFonts w:ascii="Times New Roman" w:eastAsia="Times New Roman" w:hAnsi="Times New Roman" w:cs="Times New Roman"/>
+          <w:sz w:val="32"/>
+          <w:szCs w:val="32"/>
+          <w:lang w:eastAsia="en-IN"/>
+        </w:rPr>
+        <w:t>0.498)\approx0.622</w:t>
+      </w:r>
+      <w:r>
+        <w:rPr>
+          <w:rFonts w:ascii="Times New Roman" w:eastAsia="Times New Roman" w:hAnsi="Times New Roman" w:cs="Times New Roman"/>
+          <w:sz w:val="32"/>
+          <w:szCs w:val="32"/>
+          <w:lang w:eastAsia="en-IN"/>
+        </w:rPr>
+        <w:br/>
+        <w:t>]</w:t>
+      </w:r>
+    </w:p>
+    <w:p>
+      <w:pPr>
+        <w:spacing w:before="100" w:beforeAutospacing="1" w:after="100" w:afterAutospacing="1" w:line="240" w:lineRule="auto"/>
+        <w:jc w:val="both"/>
+        <w:outlineLvl w:val="1"/>
+        <w:rPr>
+          <w:rFonts w:ascii="Times New Roman" w:eastAsia="Times New Roman" w:hAnsi="Times New Roman" w:cs="Times New Roman"/>
+          <w:b/>
+          <w:bCs/>
+          <w:sz w:val="32"/>
+          <w:szCs w:val="32"/>
+          <w:lang w:eastAsia="en-IN"/>
+        </w:rPr>
+      </w:pPr>
+      <w:r>
+        <w:rPr>
+          <w:rFonts w:ascii="Times New Roman" w:eastAsia="Times New Roman" w:hAnsi="Times New Roman" w:cs="Times New Roman"/>
+          <w:b/>
+          <w:bCs/>
+          <w:sz w:val="32"/>
+          <w:szCs w:val="32"/>
+          <w:lang w:eastAsia="en-IN"/>
+        </w:rPr>
+        <w:t>Step 2: Calculate Output Error</w:t>
+      </w:r>
+    </w:p>
+    <w:p>
+      <w:pPr>
+        <w:spacing w:before="100" w:beforeAutospacing="1" w:after="100" w:afterAutospacing="1" w:line="240" w:lineRule="auto"/>
+        <w:jc w:val="both"/>
+        <w:rPr>
+          <w:rFonts w:ascii="Times New Roman" w:eastAsia="Times New Roman" w:hAnsi="Times New Roman" w:cs="Times New Roman"/>
+          <w:sz w:val="32"/>
+          <w:szCs w:val="32"/>
+          <w:lang w:eastAsia="en-IN"/>
+        </w:rPr>
+      </w:pPr>
+      <w:r>
+        <w:rPr>
+          <w:rFonts w:ascii="Times New Roman" w:eastAsia="Times New Roman" w:hAnsi="Times New Roman" w:cs="Times New Roman"/>
+          <w:sz w:val="32"/>
+          <w:szCs w:val="32"/>
+          <w:lang w:eastAsia="en-IN"/>
+        </w:rPr>
+        <w:t>Using squared error:</w:t>
+      </w:r>
+    </w:p>
+    <w:p>
+      <w:pPr>
+        <w:spacing w:before="100" w:beforeAutospacing="1" w:after="100" w:afterAutospacing="1" w:line="240" w:lineRule="auto"/>
+        <w:jc w:val="both"/>
+        <w:rPr>
+          <w:rFonts w:ascii="Times New Roman" w:eastAsia="Times New Roman" w:hAnsi="Times New Roman" w:cs="Times New Roman"/>
+          <w:sz w:val="32"/>
+          <w:szCs w:val="32"/>
+          <w:lang w:eastAsia="en-IN"/>
+        </w:rPr>
+      </w:pPr>
+      <w:r>
+        <w:rPr>
+          <w:rFonts w:ascii="Times New Roman" w:eastAsia="Times New Roman" w:hAnsi="Times New Roman" w:cs="Times New Roman"/>
+          <w:sz w:val="32"/>
+          <w:szCs w:val="32"/>
+          <w:lang w:eastAsia="en-IN"/>
+        </w:rPr>
+        <w:t>[</w:t>
+      </w:r>
+      <w:r>
+        <w:rPr>
+          <w:rFonts w:ascii="Times New Roman" w:eastAsia="Times New Roman" w:hAnsi="Times New Roman" w:cs="Times New Roman"/>
+          <w:sz w:val="32"/>
+          <w:szCs w:val="32"/>
+          <w:lang w:eastAsia="en-IN"/>
+        </w:rPr>
+        <w:br/>
+        <w:t>E=\</w:t>
+      </w:r>
+      <w:proofErr w:type="spellStart"/>
+      <w:proofErr w:type="gramStart"/>
+      <w:r>
+        <w:rPr>
+          <w:rFonts w:ascii="Times New Roman" w:eastAsia="Times New Roman" w:hAnsi="Times New Roman" w:cs="Times New Roman"/>
+          <w:sz w:val="32"/>
+          <w:szCs w:val="32"/>
+          <w:lang w:eastAsia="en-IN"/>
+        </w:rPr>
+        <w:t>frac</w:t>
+      </w:r>
+      <w:proofErr w:type="spellEnd"/>
+      <w:r>
+        <w:rPr>
+          <w:rFonts w:ascii="Times New Roman" w:eastAsia="Times New Roman" w:hAnsi="Times New Roman" w:cs="Times New Roman"/>
+          <w:sz w:val="32"/>
+          <w:szCs w:val="32"/>
+          <w:lang w:eastAsia="en-IN"/>
+        </w:rPr>
+        <w:t>{</w:t>
+      </w:r>
+      <w:proofErr w:type="gramEnd"/>
+      <w:r>
+        <w:rPr>
+          <w:rFonts w:ascii="Times New Roman" w:eastAsia="Times New Roman" w:hAnsi="Times New Roman" w:cs="Times New Roman"/>
+          <w:sz w:val="32"/>
+          <w:szCs w:val="32"/>
+          <w:lang w:eastAsia="en-IN"/>
+        </w:rPr>
+        <w:t>1}{2}(t-y)^2</w:t>
+      </w:r>
+      <w:r>
+        <w:rPr>
+          <w:rFonts w:ascii="Times New Roman" w:eastAsia="Times New Roman" w:hAnsi="Times New Roman" w:cs="Times New Roman"/>
+          <w:sz w:val="32"/>
+          <w:szCs w:val="32"/>
+          <w:lang w:eastAsia="en-IN"/>
+        </w:rPr>
+        <w:br/>
+        <w:t>]</w:t>
+      </w:r>
+    </w:p>
+    <w:p>
+      <w:pPr>
+        <w:spacing w:before="100" w:beforeAutospacing="1" w:after="100" w:afterAutospacing="1" w:line="240" w:lineRule="auto"/>
+        <w:jc w:val="both"/>
+        <w:rPr>
+          <w:rFonts w:ascii="Times New Roman" w:eastAsia="Times New Roman" w:hAnsi="Times New Roman" w:cs="Times New Roman"/>
+          <w:sz w:val="32"/>
+          <w:szCs w:val="32"/>
+          <w:lang w:eastAsia="en-IN"/>
+        </w:rPr>
+      </w:pPr>
+      <w:r>
+        <w:rPr>
+          <w:rFonts w:ascii="Times New Roman" w:eastAsia="Times New Roman" w:hAnsi="Times New Roman" w:cs="Times New Roman"/>
+          <w:sz w:val="32"/>
+          <w:szCs w:val="32"/>
+          <w:lang w:eastAsia="en-IN"/>
+        </w:rPr>
+        <w:t>[</w:t>
+      </w:r>
+      <w:r>
+        <w:rPr>
+          <w:rFonts w:ascii="Times New Roman" w:eastAsia="Times New Roman" w:hAnsi="Times New Roman" w:cs="Times New Roman"/>
+          <w:sz w:val="32"/>
+          <w:szCs w:val="32"/>
+          <w:lang w:eastAsia="en-IN"/>
+        </w:rPr>
+        <w:br/>
+        <w:t>E=\</w:t>
+      </w:r>
+      <w:proofErr w:type="spellStart"/>
+      <w:proofErr w:type="gramStart"/>
+      <w:r>
+        <w:rPr>
+          <w:rFonts w:ascii="Times New Roman" w:eastAsia="Times New Roman" w:hAnsi="Times New Roman" w:cs="Times New Roman"/>
+          <w:sz w:val="32"/>
+          <w:szCs w:val="32"/>
+          <w:lang w:eastAsia="en-IN"/>
+        </w:rPr>
+        <w:t>frac</w:t>
+      </w:r>
+      <w:proofErr w:type="spellEnd"/>
+      <w:r>
+        <w:rPr>
+          <w:rFonts w:ascii="Times New Roman" w:eastAsia="Times New Roman" w:hAnsi="Times New Roman" w:cs="Times New Roman"/>
+          <w:sz w:val="32"/>
+          <w:szCs w:val="32"/>
+          <w:lang w:eastAsia="en-IN"/>
+        </w:rPr>
+        <w:t>{</w:t>
+      </w:r>
+      <w:proofErr w:type="gramEnd"/>
+      <w:r>
+        <w:rPr>
+          <w:rFonts w:ascii="Times New Roman" w:eastAsia="Times New Roman" w:hAnsi="Times New Roman" w:cs="Times New Roman"/>
+          <w:sz w:val="32"/>
+          <w:szCs w:val="32"/>
+          <w:lang w:eastAsia="en-IN"/>
+        </w:rPr>
+        <w:t>1}{2}(1-0.622)^2</w:t>
+      </w:r>
+      <w:r>
+        <w:rPr>
+          <w:rFonts w:ascii="Times New Roman" w:eastAsia="Times New Roman" w:hAnsi="Times New Roman" w:cs="Times New Roman"/>
+          <w:sz w:val="32"/>
+          <w:szCs w:val="32"/>
+          <w:lang w:eastAsia="en-IN"/>
+        </w:rPr>
+        <w:br/>
+        <w:t>]</w:t>
+      </w:r>
+    </w:p>
+    <w:p>
+      <w:pPr>
+        <w:spacing w:before="100" w:beforeAutospacing="1" w:after="100" w:afterAutospacing="1" w:line="240" w:lineRule="auto"/>
+        <w:jc w:val="both"/>
+        <w:rPr>
+          <w:rFonts w:ascii="Times New Roman" w:eastAsia="Times New Roman" w:hAnsi="Times New Roman" w:cs="Times New Roman"/>
+          <w:sz w:val="32"/>
+          <w:szCs w:val="32"/>
+          <w:lang w:eastAsia="en-IN"/>
+        </w:rPr>
+      </w:pPr>
+      <w:r>
+        <w:rPr>
+          <w:rFonts w:ascii="Times New Roman" w:eastAsia="Times New Roman" w:hAnsi="Times New Roman" w:cs="Times New Roman"/>
+          <w:sz w:val="32"/>
+          <w:szCs w:val="32"/>
+          <w:lang w:eastAsia="en-IN"/>
+        </w:rPr>
+        <w:t>[</w:t>
+      </w:r>
+      <w:r>
+        <w:rPr>
+          <w:rFonts w:ascii="Times New Roman" w:eastAsia="Times New Roman" w:hAnsi="Times New Roman" w:cs="Times New Roman"/>
+          <w:sz w:val="32"/>
+          <w:szCs w:val="32"/>
+          <w:lang w:eastAsia="en-IN"/>
+        </w:rPr>
+        <w:br/>
+        <w:t>E\appro</w:t>
+      </w:r>
+      <w:r>
+        <w:rPr>
+          <w:rFonts w:ascii="Times New Roman" w:eastAsia="Times New Roman" w:hAnsi="Times New Roman" w:cs="Times New Roman"/>
+          <w:sz w:val="32"/>
+          <w:szCs w:val="32"/>
+          <w:lang w:eastAsia="en-IN"/>
+        </w:rPr>
+        <w:t>x0.071</w:t>
+      </w:r>
+      <w:r>
+        <w:rPr>
+          <w:rFonts w:ascii="Times New Roman" w:eastAsia="Times New Roman" w:hAnsi="Times New Roman" w:cs="Times New Roman"/>
+          <w:sz w:val="32"/>
+          <w:szCs w:val="32"/>
+          <w:lang w:eastAsia="en-IN"/>
+        </w:rPr>
+        <w:br/>
+        <w:t>]</w:t>
+      </w:r>
+    </w:p>
+    <w:p>
+      <w:pPr>
+        <w:spacing w:before="100" w:beforeAutospacing="1" w:after="100" w:afterAutospacing="1" w:line="240" w:lineRule="auto"/>
+        <w:jc w:val="both"/>
+        <w:outlineLvl w:val="1"/>
+        <w:rPr>
+          <w:rFonts w:ascii="Times New Roman" w:eastAsia="Times New Roman" w:hAnsi="Times New Roman" w:cs="Times New Roman"/>
+          <w:b/>
+          <w:bCs/>
+          <w:sz w:val="32"/>
+          <w:szCs w:val="32"/>
+          <w:lang w:eastAsia="en-IN"/>
+        </w:rPr>
+      </w:pPr>
+      <w:r>
+        <w:rPr>
+          <w:rFonts w:ascii="Times New Roman" w:eastAsia="Times New Roman" w:hAnsi="Times New Roman" w:cs="Times New Roman"/>
+          <w:b/>
+          <w:bCs/>
+          <w:sz w:val="32"/>
+          <w:szCs w:val="32"/>
+          <w:lang w:eastAsia="en-IN"/>
+        </w:rPr>
+        <w:t>Step 3: Calculate Output Delta</w:t>
+      </w:r>
+    </w:p>
+    <w:p>
+      <w:pPr>
+        <w:spacing w:before="100" w:beforeAutospacing="1" w:after="100" w:afterAutospacing="1" w:line="240" w:lineRule="auto"/>
+        <w:jc w:val="both"/>
+        <w:rPr>
+          <w:rFonts w:ascii="Times New Roman" w:eastAsia="Times New Roman" w:hAnsi="Times New Roman" w:cs="Times New Roman"/>
+          <w:sz w:val="32"/>
+          <w:szCs w:val="32"/>
+          <w:lang w:eastAsia="en-IN"/>
+        </w:rPr>
+      </w:pPr>
+      <w:r>
+        <w:rPr>
+          <w:rFonts w:ascii="Times New Roman" w:eastAsia="Times New Roman" w:hAnsi="Times New Roman" w:cs="Times New Roman"/>
+          <w:sz w:val="32"/>
+          <w:szCs w:val="32"/>
+          <w:lang w:eastAsia="en-IN"/>
+        </w:rPr>
+        <w:t>For sigmoid:</w:t>
+      </w:r>
+    </w:p>
+    <w:p>
+      <w:pPr>
+        <w:spacing w:before="100" w:beforeAutospacing="1" w:after="100" w:afterAutospacing="1" w:line="240" w:lineRule="auto"/>
+        <w:jc w:val="both"/>
+        <w:rPr>
+          <w:rFonts w:ascii="Times New Roman" w:eastAsia="Times New Roman" w:hAnsi="Times New Roman" w:cs="Times New Roman"/>
+          <w:sz w:val="32"/>
+          <w:szCs w:val="32"/>
+          <w:lang w:eastAsia="en-IN"/>
+        </w:rPr>
+      </w:pPr>
+      <w:r>
+        <w:rPr>
+          <w:rFonts w:ascii="Times New Roman" w:eastAsia="Times New Roman" w:hAnsi="Times New Roman" w:cs="Times New Roman"/>
+          <w:sz w:val="32"/>
+          <w:szCs w:val="32"/>
+          <w:lang w:eastAsia="en-IN"/>
+        </w:rPr>
+        <w:t>[</w:t>
+      </w:r>
+      <w:r>
+        <w:rPr>
+          <w:rFonts w:ascii="Times New Roman" w:eastAsia="Times New Roman" w:hAnsi="Times New Roman" w:cs="Times New Roman"/>
+          <w:sz w:val="32"/>
+          <w:szCs w:val="32"/>
+          <w:lang w:eastAsia="en-IN"/>
+        </w:rPr>
+        <w:br/>
+        <w:t>\sigma'(y</w:t>
+      </w:r>
+      <w:proofErr w:type="gramStart"/>
+      <w:r>
+        <w:rPr>
+          <w:rFonts w:ascii="Times New Roman" w:eastAsia="Times New Roman" w:hAnsi="Times New Roman" w:cs="Times New Roman"/>
+          <w:sz w:val="32"/>
+          <w:szCs w:val="32"/>
+          <w:lang w:eastAsia="en-IN"/>
+        </w:rPr>
+        <w:t>)=</w:t>
+      </w:r>
+      <w:proofErr w:type="gramEnd"/>
+      <w:r>
+        <w:rPr>
+          <w:rFonts w:ascii="Times New Roman" w:eastAsia="Times New Roman" w:hAnsi="Times New Roman" w:cs="Times New Roman"/>
+          <w:sz w:val="32"/>
+          <w:szCs w:val="32"/>
+          <w:lang w:eastAsia="en-IN"/>
+        </w:rPr>
+        <w:t>y(1-y)</w:t>
+      </w:r>
+      <w:r>
+        <w:rPr>
+          <w:rFonts w:ascii="Times New Roman" w:eastAsia="Times New Roman" w:hAnsi="Times New Roman" w:cs="Times New Roman"/>
+          <w:sz w:val="32"/>
+          <w:szCs w:val="32"/>
+          <w:lang w:eastAsia="en-IN"/>
+        </w:rPr>
+        <w:br/>
+        <w:t>]</w:t>
+      </w:r>
+    </w:p>
+    <w:p>
+      <w:pPr>
+        <w:spacing w:before="100" w:beforeAutospacing="1" w:after="100" w:afterAutospacing="1" w:line="240" w:lineRule="auto"/>
+        <w:jc w:val="both"/>
+        <w:rPr>
+          <w:rFonts w:ascii="Times New Roman" w:eastAsia="Times New Roman" w:hAnsi="Times New Roman" w:cs="Times New Roman"/>
+          <w:sz w:val="32"/>
+          <w:szCs w:val="32"/>
+          <w:lang w:eastAsia="en-IN"/>
+        </w:rPr>
+      </w:pPr>
+      <w:r>
+        <w:rPr>
+          <w:rFonts w:ascii="Times New Roman" w:eastAsia="Times New Roman" w:hAnsi="Times New Roman" w:cs="Times New Roman"/>
+          <w:sz w:val="32"/>
+          <w:szCs w:val="32"/>
+          <w:lang w:eastAsia="en-IN"/>
+        </w:rPr>
         <w:lastRenderedPageBreak/>
         <w:t>[</w:t>
       </w:r>
@@ -13261,7 +13954,27 @@
           <w:lang w:eastAsia="en-IN"/>
         </w:rPr>
         <w:br/>
-        <w:t>y=\</w:t>
+        <w:t>\</w:t>
+      </w:r>
+      <w:proofErr w:type="spellStart"/>
+      <w:r>
+        <w:rPr>
+          <w:rFonts w:ascii="Times New Roman" w:eastAsia="Times New Roman" w:hAnsi="Times New Roman" w:cs="Times New Roman"/>
+          <w:sz w:val="32"/>
+          <w:szCs w:val="32"/>
+          <w:lang w:eastAsia="en-IN"/>
+        </w:rPr>
+        <w:t>delta_o</w:t>
+      </w:r>
+      <w:proofErr w:type="spellEnd"/>
+      <w:r>
+        <w:rPr>
+          <w:rFonts w:ascii="Times New Roman" w:eastAsia="Times New Roman" w:hAnsi="Times New Roman" w:cs="Times New Roman"/>
+          <w:sz w:val="32"/>
+          <w:szCs w:val="32"/>
+          <w:lang w:eastAsia="en-IN"/>
+        </w:rPr>
+        <w:t>=(y-t</w:t>
       </w:r>
       <w:proofErr w:type="gramStart"/>
       <w:r>
@@ -13271,7 +13984,7 @@
           <w:szCs w:val="32"/>
           <w:lang w:eastAsia="en-IN"/>
         </w:rPr>
-        <w:t>sigma(</w:t>
+        <w:t>)y</w:t>
       </w:r>
       <w:proofErr w:type="gramEnd"/>
       <w:r>
@@ -13281,7 +13994,7 @@
           <w:szCs w:val="32"/>
           <w:lang w:eastAsia="en-IN"/>
         </w:rPr>
-        <w:t>0.498)\approx0.622</w:t>
+        <w:t>(1-y)</w:t>
       </w:r>
       <w:r>
         <w:rPr>
@@ -13298,6 +14011,139 @@
       <w:pPr>
         <w:spacing w:before="100" w:beforeAutospacing="1" w:after="100" w:afterAutospacing="1" w:line="240" w:lineRule="auto"/>
         <w:jc w:val="both"/>
+        <w:rPr>
+          <w:rFonts w:ascii="Times New Roman" w:eastAsia="Times New Roman" w:hAnsi="Times New Roman" w:cs="Times New Roman"/>
+          <w:sz w:val="32"/>
+          <w:szCs w:val="32"/>
+          <w:lang w:eastAsia="en-IN"/>
+        </w:rPr>
+      </w:pPr>
+      <w:r>
+        <w:rPr>
+          <w:rFonts w:ascii="Times New Roman" w:eastAsia="Times New Roman" w:hAnsi="Times New Roman" w:cs="Times New Roman"/>
+          <w:sz w:val="32"/>
+          <w:szCs w:val="32"/>
+          <w:lang w:eastAsia="en-IN"/>
+        </w:rPr>
+        <w:t>[</w:t>
+      </w:r>
+      <w:r>
+        <w:rPr>
+          <w:rFonts w:ascii="Times New Roman" w:eastAsia="Times New Roman" w:hAnsi="Times New Roman" w:cs="Times New Roman"/>
+          <w:sz w:val="32"/>
+          <w:szCs w:val="32"/>
+          <w:lang w:eastAsia="en-IN"/>
+        </w:rPr>
+        <w:br/>
+        <w:t>\</w:t>
+      </w:r>
+      <w:proofErr w:type="spellStart"/>
+      <w:r>
+        <w:rPr>
+          <w:rFonts w:ascii="Times New Roman" w:eastAsia="Times New Roman" w:hAnsi="Times New Roman" w:cs="Times New Roman"/>
+          <w:sz w:val="32"/>
+          <w:szCs w:val="32"/>
+          <w:lang w:eastAsia="en-IN"/>
+        </w:rPr>
+        <w:t>delta_o</w:t>
+      </w:r>
+      <w:proofErr w:type="spellEnd"/>
+      <w:proofErr w:type="gramStart"/>
+      <w:r>
+        <w:rPr>
+          <w:rFonts w:ascii="Times New Roman" w:eastAsia="Times New Roman" w:hAnsi="Times New Roman" w:cs="Times New Roman"/>
+          <w:sz w:val="32"/>
+          <w:szCs w:val="32"/>
+          <w:lang w:eastAsia="en-IN"/>
+        </w:rPr>
+        <w:t>=(</w:t>
+      </w:r>
+      <w:proofErr w:type="gramEnd"/>
+      <w:r>
+        <w:rPr>
+          <w:rFonts w:ascii="Times New Roman" w:eastAsia="Times New Roman" w:hAnsi="Times New Roman" w:cs="Times New Roman"/>
+          <w:sz w:val="32"/>
+          <w:szCs w:val="32"/>
+          <w:lang w:eastAsia="en-IN"/>
+        </w:rPr>
+        <w:t>0.622-1)(0.622)(0.378)</w:t>
+      </w:r>
+      <w:r>
+        <w:rPr>
+          <w:rFonts w:ascii="Times New Roman" w:eastAsia="Times New Roman" w:hAnsi="Times New Roman" w:cs="Times New Roman"/>
+          <w:sz w:val="32"/>
+          <w:szCs w:val="32"/>
+          <w:lang w:eastAsia="en-IN"/>
+        </w:rPr>
+        <w:br/>
+        <w:t>]</w:t>
+      </w:r>
+    </w:p>
+    <w:p>
+      <w:pPr>
+        <w:spacing w:before="100" w:beforeAutospacing="1" w:after="100" w:afterAutospacing="1" w:line="240" w:lineRule="auto"/>
+        <w:jc w:val="both"/>
+        <w:rPr>
+          <w:rFonts w:ascii="Times New Roman" w:eastAsia="Times New Roman" w:hAnsi="Times New Roman" w:cs="Times New Roman"/>
+          <w:sz w:val="32"/>
+          <w:szCs w:val="32"/>
+          <w:lang w:eastAsia="en-IN"/>
+        </w:rPr>
+      </w:pPr>
+      <w:r>
+        <w:rPr>
+          <w:rFonts w:ascii="Times New Roman" w:eastAsia="Times New Roman" w:hAnsi="Times New Roman" w:cs="Times New Roman"/>
+          <w:sz w:val="32"/>
+          <w:szCs w:val="32"/>
+          <w:lang w:eastAsia="en-IN"/>
+        </w:rPr>
+        <w:t>[</w:t>
+      </w:r>
+      <w:r>
+        <w:rPr>
+          <w:rFonts w:ascii="Times New Roman" w:eastAsia="Times New Roman" w:hAnsi="Times New Roman" w:cs="Times New Roman"/>
+          <w:sz w:val="32"/>
+          <w:szCs w:val="32"/>
+          <w:lang w:eastAsia="en-IN"/>
+        </w:rPr>
+        <w:br/>
+        <w:t>\</w:t>
+      </w:r>
+      <w:proofErr w:type="spellStart"/>
+      <w:r>
+        <w:rPr>
+          <w:rFonts w:ascii="Times New Roman" w:eastAsia="Times New Roman" w:hAnsi="Times New Roman" w:cs="Times New Roman"/>
+          <w:sz w:val="32"/>
+          <w:szCs w:val="32"/>
+          <w:lang w:eastAsia="en-IN"/>
+        </w:rPr>
+        <w:t>delta_o</w:t>
+      </w:r>
+      <w:proofErr w:type="spellEnd"/>
+      <w:r>
+        <w:rPr>
+          <w:rFonts w:ascii="Times New Roman" w:eastAsia="Times New Roman" w:hAnsi="Times New Roman" w:cs="Times New Roman"/>
+          <w:sz w:val="32"/>
+          <w:szCs w:val="32"/>
+          <w:lang w:eastAsia="en-IN"/>
+        </w:rPr>
+        <w:t>\approx-0.0887</w:t>
+      </w:r>
+      <w:r>
+        <w:rPr>
+          <w:rFonts w:ascii="Times New Roman" w:eastAsia="Times New Roman" w:hAnsi="Times New Roman" w:cs="Times New Roman"/>
+          <w:sz w:val="32"/>
+          <w:szCs w:val="32"/>
+          <w:lang w:eastAsia="en-IN"/>
+        </w:rPr>
+        <w:br/>
+        <w:t>]</w:t>
+      </w:r>
+    </w:p>
+    <w:p>
+      <w:pPr>
+        <w:spacing w:before="100" w:beforeAutospacing="1" w:after="100" w:afterAutospacing="1" w:line="240" w:lineRule="auto"/>
+        <w:jc w:val="both"/>
         <w:outlineLvl w:val="1"/>
         <w:rPr>
           <w:rFonts w:ascii="Times New Roman" w:eastAsia="Times New Roman" w:hAnsi="Times New Roman" w:cs="Times New Roman"/>
@@ -13317,28 +14163,28 @@
           <w:szCs w:val="32"/>
           <w:lang w:eastAsia="en-IN"/>
         </w:rPr>
-        <w:t>Step 2: Calculate Output Error</w:t>
-      </w:r>
-    </w:p>
-    <w:p>
-      <w:pPr>
-        <w:spacing w:before="100" w:beforeAutospacing="1" w:after="100" w:afterAutospacing="1" w:line="240" w:lineRule="auto"/>
-        <w:jc w:val="both"/>
-        <w:rPr>
-          <w:rFonts w:ascii="Times New Roman" w:eastAsia="Times New Roman" w:hAnsi="Times New Roman" w:cs="Times New Roman"/>
-          <w:sz w:val="32"/>
-          <w:szCs w:val="32"/>
-          <w:lang w:eastAsia="en-IN"/>
-        </w:rPr>
-      </w:pPr>
-      <w:r>
-        <w:rPr>
-          <w:rFonts w:ascii="Times New Roman" w:eastAsia="Times New Roman" w:hAnsi="Times New Roman" w:cs="Times New Roman"/>
-          <w:sz w:val="32"/>
-          <w:szCs w:val="32"/>
-          <w:lang w:eastAsia="en-IN"/>
-        </w:rPr>
-        <w:t>Using squared error:</w:t>
+        <w:t>Step 4: Update Output Weight</w:t>
+      </w:r>
+    </w:p>
+    <w:p>
+      <w:pPr>
+        <w:spacing w:before="100" w:beforeAutospacing="1" w:after="100" w:afterAutospacing="1" w:line="240" w:lineRule="auto"/>
+        <w:jc w:val="both"/>
+        <w:rPr>
+          <w:rFonts w:ascii="Times New Roman" w:eastAsia="Times New Roman" w:hAnsi="Times New Roman" w:cs="Times New Roman"/>
+          <w:sz w:val="32"/>
+          <w:szCs w:val="32"/>
+          <w:lang w:eastAsia="en-IN"/>
+        </w:rPr>
+      </w:pPr>
+      <w:r>
+        <w:rPr>
+          <w:rFonts w:ascii="Times New Roman" w:eastAsia="Times New Roman" w:hAnsi="Times New Roman" w:cs="Times New Roman"/>
+          <w:sz w:val="32"/>
+          <w:szCs w:val="32"/>
+          <w:lang w:eastAsia="en-IN"/>
+        </w:rPr>
+        <w:t>The gradient is:</w:t>
       </w:r>
     </w:p>
     <w:p>
@@ -13369,9 +14215,28 @@
           <w:lang w:eastAsia="en-IN"/>
         </w:rPr>
         <w:br/>
-        <w:t>E=\</w:t>
+        <w:t>\</w:t>
       </w:r>
       <w:proofErr w:type="spellStart"/>
+      <w:r>
+        <w:rPr>
+          <w:rFonts w:ascii="Times New Roman" w:eastAsia="Times New Roman" w:hAnsi="Times New Roman" w:cs="Times New Roman"/>
+          <w:sz w:val="32"/>
+          <w:szCs w:val="32"/>
+          <w:lang w:eastAsia="en-IN"/>
+        </w:rPr>
+        <w:t>frac</w:t>
+      </w:r>
+      <w:proofErr w:type="spellEnd"/>
+      <w:r>
+        <w:rPr>
+          <w:rFonts w:ascii="Times New Roman" w:eastAsia="Times New Roman" w:hAnsi="Times New Roman" w:cs="Times New Roman"/>
+          <w:sz w:val="32"/>
+          <w:szCs w:val="32"/>
+          <w:lang w:eastAsia="en-IN"/>
+        </w:rPr>
+        <w:t>{\partial E</w:t>
+      </w:r>
       <w:proofErr w:type="gramStart"/>
       <w:r>
         <w:rPr>
@@ -13380,7 +14245,27 @@
           <w:szCs w:val="32"/>
           <w:lang w:eastAsia="en-IN"/>
         </w:rPr>
-        <w:t>frac</w:t>
+        <w:t>}{</w:t>
+      </w:r>
+      <w:proofErr w:type="gramEnd"/>
+      <w:r>
+        <w:rPr>
+          <w:rFonts w:ascii="Times New Roman" w:eastAsia="Times New Roman" w:hAnsi="Times New Roman" w:cs="Times New Roman"/>
+          <w:sz w:val="32"/>
+          <w:szCs w:val="32"/>
+          <w:lang w:eastAsia="en-IN"/>
+        </w:rPr>
+        <w:t xml:space="preserve">\partial </w:t>
+      </w:r>
+      <w:proofErr w:type="spellStart"/>
+      <w:r>
+        <w:rPr>
+          <w:rFonts w:ascii="Times New Roman" w:eastAsia="Times New Roman" w:hAnsi="Times New Roman" w:cs="Times New Roman"/>
+          <w:sz w:val="32"/>
+          <w:szCs w:val="32"/>
+          <w:lang w:eastAsia="en-IN"/>
+        </w:rPr>
+        <w:t>w_o</w:t>
       </w:r>
       <w:proofErr w:type="spellEnd"/>
       <w:r>
@@ -13390,17 +14275,27 @@
           <w:szCs w:val="32"/>
           <w:lang w:eastAsia="en-IN"/>
         </w:rPr>
-        <w:t>{</w:t>
-      </w:r>
-      <w:proofErr w:type="gramEnd"/>
-      <w:r>
-        <w:rPr>
-          <w:rFonts w:ascii="Times New Roman" w:eastAsia="Times New Roman" w:hAnsi="Times New Roman" w:cs="Times New Roman"/>
-          <w:sz w:val="32"/>
-          <w:szCs w:val="32"/>
-          <w:lang w:eastAsia="en-IN"/>
-        </w:rPr>
-        <w:t>1}{2}(t-y)^2</w:t>
+        <w:t>}=\</w:t>
+      </w:r>
+      <w:proofErr w:type="spellStart"/>
+      <w:r>
+        <w:rPr>
+          <w:rFonts w:ascii="Times New Roman" w:eastAsia="Times New Roman" w:hAnsi="Times New Roman" w:cs="Times New Roman"/>
+          <w:sz w:val="32"/>
+          <w:szCs w:val="32"/>
+          <w:lang w:eastAsia="en-IN"/>
+        </w:rPr>
+        <w:t>delta_o</w:t>
+      </w:r>
+      <w:proofErr w:type="spellEnd"/>
+      <w:r>
+        <w:rPr>
+          <w:rFonts w:ascii="Times New Roman" w:eastAsia="Times New Roman" w:hAnsi="Times New Roman" w:cs="Times New Roman"/>
+          <w:sz w:val="32"/>
+          <w:szCs w:val="32"/>
+          <w:lang w:eastAsia="en-IN"/>
+        </w:rPr>
+        <w:t xml:space="preserve"> h</w:t>
       </w:r>
       <w:r>
         <w:rPr>
@@ -13441,9 +14336,28 @@
           <w:lang w:eastAsia="en-IN"/>
         </w:rPr>
         <w:br/>
-        <w:t>E=\</w:t>
+        <w:t>\</w:t>
       </w:r>
       <w:proofErr w:type="spellStart"/>
+      <w:r>
+        <w:rPr>
+          <w:rFonts w:ascii="Times New Roman" w:eastAsia="Times New Roman" w:hAnsi="Times New Roman" w:cs="Times New Roman"/>
+          <w:sz w:val="32"/>
+          <w:szCs w:val="32"/>
+          <w:lang w:eastAsia="en-IN"/>
+        </w:rPr>
+        <w:t>frac</w:t>
+      </w:r>
+      <w:proofErr w:type="spellEnd"/>
+      <w:r>
+        <w:rPr>
+          <w:rFonts w:ascii="Times New Roman" w:eastAsia="Times New Roman" w:hAnsi="Times New Roman" w:cs="Times New Roman"/>
+          <w:sz w:val="32"/>
+          <w:szCs w:val="32"/>
+          <w:lang w:eastAsia="en-IN"/>
+        </w:rPr>
+        <w:t>{\partial E</w:t>
+      </w:r>
       <w:proofErr w:type="gramStart"/>
       <w:r>
         <w:rPr>
@@ -13452,7 +14366,27 @@
           <w:szCs w:val="32"/>
           <w:lang w:eastAsia="en-IN"/>
         </w:rPr>
-        <w:t>frac</w:t>
+        <w:t>}{</w:t>
+      </w:r>
+      <w:proofErr w:type="gramEnd"/>
+      <w:r>
+        <w:rPr>
+          <w:rFonts w:ascii="Times New Roman" w:eastAsia="Times New Roman" w:hAnsi="Times New Roman" w:cs="Times New Roman"/>
+          <w:sz w:val="32"/>
+          <w:szCs w:val="32"/>
+          <w:lang w:eastAsia="en-IN"/>
+        </w:rPr>
+        <w:t xml:space="preserve">\partial </w:t>
+      </w:r>
+      <w:proofErr w:type="spellStart"/>
+      <w:r>
+        <w:rPr>
+          <w:rFonts w:ascii="Times New Roman" w:eastAsia="Times New Roman" w:hAnsi="Times New Roman" w:cs="Times New Roman"/>
+          <w:sz w:val="32"/>
+          <w:szCs w:val="32"/>
+          <w:lang w:eastAsia="en-IN"/>
+        </w:rPr>
+        <w:t>w_o</w:t>
       </w:r>
       <w:proofErr w:type="spellEnd"/>
       <w:r>
@@ -13462,17 +14396,7 @@
           <w:szCs w:val="32"/>
           <w:lang w:eastAsia="en-IN"/>
         </w:rPr>
-        <w:t>{</w:t>
-      </w:r>
-      <w:proofErr w:type="gramEnd"/>
-      <w:r>
-        <w:rPr>
-          <w:rFonts w:ascii="Times New Roman" w:eastAsia="Times New Roman" w:hAnsi="Times New Roman" w:cs="Times New Roman"/>
-          <w:sz w:val="32"/>
-          <w:szCs w:val="32"/>
-          <w:lang w:eastAsia="en-IN"/>
-        </w:rPr>
-        <w:t>1}{2}(1-0.622)^2</w:t>
+        <w:t>}=(-0.0887)(0.6225)</w:t>
       </w:r>
       <w:r>
         <w:rPr>
@@ -13513,16 +14437,7 @@
           <w:lang w:eastAsia="en-IN"/>
         </w:rPr>
         <w:br/>
-        <w:t>E\appro</w:t>
-      </w:r>
-      <w:r>
-        <w:rPr>
-          <w:rFonts w:ascii="Times New Roman" w:eastAsia="Times New Roman" w:hAnsi="Times New Roman" w:cs="Times New Roman"/>
-          <w:sz w:val="32"/>
-          <w:szCs w:val="32"/>
-          <w:lang w:eastAsia="en-IN"/>
-        </w:rPr>
-        <w:t>x0.071</w:t>
+        <w:t>\approx-0.0552</w:t>
       </w:r>
       <w:r>
         <w:rPr>
@@ -13539,6 +14454,291 @@
       <w:pPr>
         <w:spacing w:before="100" w:beforeAutospacing="1" w:after="100" w:afterAutospacing="1" w:line="240" w:lineRule="auto"/>
         <w:jc w:val="both"/>
+        <w:rPr>
+          <w:rFonts w:ascii="Times New Roman" w:eastAsia="Times New Roman" w:hAnsi="Times New Roman" w:cs="Times New Roman"/>
+          <w:sz w:val="32"/>
+          <w:szCs w:val="32"/>
+          <w:lang w:eastAsia="en-IN"/>
+        </w:rPr>
+      </w:pPr>
+      <w:r>
+        <w:rPr>
+          <w:rFonts w:ascii="Times New Roman" w:eastAsia="Times New Roman" w:hAnsi="Times New Roman" w:cs="Times New Roman"/>
+          <w:sz w:val="32"/>
+          <w:szCs w:val="32"/>
+          <w:lang w:eastAsia="en-IN"/>
+        </w:rPr>
+        <w:t>Gradient descent update:</w:t>
+      </w:r>
+    </w:p>
+    <w:p>
+      <w:pPr>
+        <w:spacing w:before="100" w:beforeAutospacing="1" w:after="100" w:afterAutospacing="1" w:line="240" w:lineRule="auto"/>
+        <w:jc w:val="both"/>
+        <w:rPr>
+          <w:rFonts w:ascii="Times New Roman" w:eastAsia="Times New Roman" w:hAnsi="Times New Roman" w:cs="Times New Roman"/>
+          <w:sz w:val="32"/>
+          <w:szCs w:val="32"/>
+          <w:lang w:eastAsia="en-IN"/>
+        </w:rPr>
+      </w:pPr>
+      <w:r>
+        <w:rPr>
+          <w:rFonts w:ascii="Times New Roman" w:eastAsia="Times New Roman" w:hAnsi="Times New Roman" w:cs="Times New Roman"/>
+          <w:sz w:val="32"/>
+          <w:szCs w:val="32"/>
+          <w:lang w:eastAsia="en-IN"/>
+        </w:rPr>
+        <w:t>[</w:t>
+      </w:r>
+      <w:r>
+        <w:rPr>
+          <w:rFonts w:ascii="Times New Roman" w:eastAsia="Times New Roman" w:hAnsi="Times New Roman" w:cs="Times New Roman"/>
+          <w:sz w:val="32"/>
+          <w:szCs w:val="32"/>
+          <w:lang w:eastAsia="en-IN"/>
+        </w:rPr>
+        <w:br/>
+      </w:r>
+      <w:proofErr w:type="spellStart"/>
+      <w:r>
+        <w:rPr>
+          <w:rFonts w:ascii="Times New Roman" w:eastAsia="Times New Roman" w:hAnsi="Times New Roman" w:cs="Times New Roman"/>
+          <w:sz w:val="32"/>
+          <w:szCs w:val="32"/>
+          <w:lang w:eastAsia="en-IN"/>
+        </w:rPr>
+        <w:t>w_o</w:t>
+      </w:r>
+      <w:proofErr w:type="spellEnd"/>
+      <w:proofErr w:type="gramStart"/>
+      <w:r>
+        <w:rPr>
+          <w:rFonts w:ascii="Times New Roman" w:eastAsia="Times New Roman" w:hAnsi="Times New Roman" w:cs="Times New Roman"/>
+          <w:sz w:val="32"/>
+          <w:szCs w:val="32"/>
+          <w:lang w:eastAsia="en-IN"/>
+        </w:rPr>
+        <w:t>^{</w:t>
+      </w:r>
+      <w:proofErr w:type="gramEnd"/>
+      <w:r>
+        <w:rPr>
+          <w:rFonts w:ascii="Times New Roman" w:eastAsia="Times New Roman" w:hAnsi="Times New Roman" w:cs="Times New Roman"/>
+          <w:sz w:val="32"/>
+          <w:szCs w:val="32"/>
+          <w:lang w:eastAsia="en-IN"/>
+        </w:rPr>
+        <w:t>new}=</w:t>
+      </w:r>
+      <w:proofErr w:type="spellStart"/>
+      <w:r>
+        <w:rPr>
+          <w:rFonts w:ascii="Times New Roman" w:eastAsia="Times New Roman" w:hAnsi="Times New Roman" w:cs="Times New Roman"/>
+          <w:sz w:val="32"/>
+          <w:szCs w:val="32"/>
+          <w:lang w:eastAsia="en-IN"/>
+        </w:rPr>
+        <w:t>w_o</w:t>
+      </w:r>
+      <w:proofErr w:type="spellEnd"/>
+      <w:r>
+        <w:rPr>
+          <w:rFonts w:ascii="Times New Roman" w:eastAsia="Times New Roman" w:hAnsi="Times New Roman" w:cs="Times New Roman"/>
+          <w:sz w:val="32"/>
+          <w:szCs w:val="32"/>
+          <w:lang w:eastAsia="en-IN"/>
+        </w:rPr>
+        <w:t>-\eta\</w:t>
+      </w:r>
+      <w:proofErr w:type="spellStart"/>
+      <w:r>
+        <w:rPr>
+          <w:rFonts w:ascii="Times New Roman" w:eastAsia="Times New Roman" w:hAnsi="Times New Roman" w:cs="Times New Roman"/>
+          <w:sz w:val="32"/>
+          <w:szCs w:val="32"/>
+          <w:lang w:eastAsia="en-IN"/>
+        </w:rPr>
+        <w:t>frac</w:t>
+      </w:r>
+      <w:proofErr w:type="spellEnd"/>
+      <w:r>
+        <w:rPr>
+          <w:rFonts w:ascii="Times New Roman" w:eastAsia="Times New Roman" w:hAnsi="Times New Roman" w:cs="Times New Roman"/>
+          <w:sz w:val="32"/>
+          <w:szCs w:val="32"/>
+          <w:lang w:eastAsia="en-IN"/>
+        </w:rPr>
+        <w:t xml:space="preserve">{\partial E}{\partial </w:t>
+      </w:r>
+      <w:proofErr w:type="spellStart"/>
+      <w:r>
+        <w:rPr>
+          <w:rFonts w:ascii="Times New Roman" w:eastAsia="Times New Roman" w:hAnsi="Times New Roman" w:cs="Times New Roman"/>
+          <w:sz w:val="32"/>
+          <w:szCs w:val="32"/>
+          <w:lang w:eastAsia="en-IN"/>
+        </w:rPr>
+        <w:t>w_o</w:t>
+      </w:r>
+      <w:proofErr w:type="spellEnd"/>
+      <w:r>
+        <w:rPr>
+          <w:rFonts w:ascii="Times New Roman" w:eastAsia="Times New Roman" w:hAnsi="Times New Roman" w:cs="Times New Roman"/>
+          <w:sz w:val="32"/>
+          <w:szCs w:val="32"/>
+          <w:lang w:eastAsia="en-IN"/>
+        </w:rPr>
+        <w:t>}</w:t>
+      </w:r>
+      <w:r>
+        <w:rPr>
+          <w:rFonts w:ascii="Times New Roman" w:eastAsia="Times New Roman" w:hAnsi="Times New Roman" w:cs="Times New Roman"/>
+          <w:sz w:val="32"/>
+          <w:szCs w:val="32"/>
+          <w:lang w:eastAsia="en-IN"/>
+        </w:rPr>
+        <w:br/>
+        <w:t>]</w:t>
+      </w:r>
+    </w:p>
+    <w:p>
+      <w:pPr>
+        <w:spacing w:before="100" w:beforeAutospacing="1" w:after="100" w:afterAutospacing="1" w:line="240" w:lineRule="auto"/>
+        <w:jc w:val="both"/>
+        <w:rPr>
+          <w:rFonts w:ascii="Times New Roman" w:eastAsia="Times New Roman" w:hAnsi="Times New Roman" w:cs="Times New Roman"/>
+          <w:sz w:val="32"/>
+          <w:szCs w:val="32"/>
+          <w:lang w:eastAsia="en-IN"/>
+        </w:rPr>
+      </w:pPr>
+      <w:r>
+        <w:rPr>
+          <w:rFonts w:ascii="Times New Roman" w:eastAsia="Times New Roman" w:hAnsi="Times New Roman" w:cs="Times New Roman"/>
+          <w:sz w:val="32"/>
+          <w:szCs w:val="32"/>
+          <w:lang w:eastAsia="en-IN"/>
+        </w:rPr>
+        <w:t>[</w:t>
+      </w:r>
+      <w:r>
+        <w:rPr>
+          <w:rFonts w:ascii="Times New Roman" w:eastAsia="Times New Roman" w:hAnsi="Times New Roman" w:cs="Times New Roman"/>
+          <w:sz w:val="32"/>
+          <w:szCs w:val="32"/>
+          <w:lang w:eastAsia="en-IN"/>
+        </w:rPr>
+        <w:br/>
+      </w:r>
+      <w:proofErr w:type="spellStart"/>
+      <w:r>
+        <w:rPr>
+          <w:rFonts w:ascii="Times New Roman" w:eastAsia="Times New Roman" w:hAnsi="Times New Roman" w:cs="Times New Roman"/>
+          <w:sz w:val="32"/>
+          <w:szCs w:val="32"/>
+          <w:lang w:eastAsia="en-IN"/>
+        </w:rPr>
+        <w:t>w_o</w:t>
+      </w:r>
+      <w:proofErr w:type="spellEnd"/>
+      <w:proofErr w:type="gramStart"/>
+      <w:r>
+        <w:rPr>
+          <w:rFonts w:ascii="Times New Roman" w:eastAsia="Times New Roman" w:hAnsi="Times New Roman" w:cs="Times New Roman"/>
+          <w:sz w:val="32"/>
+          <w:szCs w:val="32"/>
+          <w:lang w:eastAsia="en-IN"/>
+        </w:rPr>
+        <w:t>^{</w:t>
+      </w:r>
+      <w:proofErr w:type="gramEnd"/>
+      <w:r>
+        <w:rPr>
+          <w:rFonts w:ascii="Times New Roman" w:eastAsia="Times New Roman" w:hAnsi="Times New Roman" w:cs="Times New Roman"/>
+          <w:sz w:val="32"/>
+          <w:szCs w:val="32"/>
+          <w:lang w:eastAsia="en-IN"/>
+        </w:rPr>
+        <w:t>new}=0.8-0.1(-0.0552)</w:t>
+      </w:r>
+      <w:r>
+        <w:rPr>
+          <w:rFonts w:ascii="Times New Roman" w:eastAsia="Times New Roman" w:hAnsi="Times New Roman" w:cs="Times New Roman"/>
+          <w:sz w:val="32"/>
+          <w:szCs w:val="32"/>
+          <w:lang w:eastAsia="en-IN"/>
+        </w:rPr>
+        <w:br/>
+        <w:t>]</w:t>
+      </w:r>
+    </w:p>
+    <w:p>
+      <w:pPr>
+        <w:spacing w:before="100" w:beforeAutospacing="1" w:after="100" w:afterAutospacing="1" w:line="240" w:lineRule="auto"/>
+        <w:jc w:val="both"/>
+        <w:rPr>
+          <w:rFonts w:ascii="Times New Roman" w:eastAsia="Times New Roman" w:hAnsi="Times New Roman" w:cs="Times New Roman"/>
+          <w:sz w:val="32"/>
+          <w:szCs w:val="32"/>
+          <w:lang w:eastAsia="en-IN"/>
+        </w:rPr>
+      </w:pPr>
+      <w:r>
+        <w:rPr>
+          <w:rFonts w:ascii="Times New Roman" w:eastAsia="Times New Roman" w:hAnsi="Times New Roman" w:cs="Times New Roman"/>
+          <w:sz w:val="32"/>
+          <w:szCs w:val="32"/>
+          <w:lang w:eastAsia="en-IN"/>
+        </w:rPr>
+        <w:lastRenderedPageBreak/>
+        <w:t>[</w:t>
+      </w:r>
+      <w:r>
+        <w:rPr>
+          <w:rFonts w:ascii="Times New Roman" w:eastAsia="Times New Roman" w:hAnsi="Times New Roman" w:cs="Times New Roman"/>
+          <w:sz w:val="32"/>
+          <w:szCs w:val="32"/>
+          <w:lang w:eastAsia="en-IN"/>
+        </w:rPr>
+        <w:br/>
+        <w:t>\boxed{</w:t>
+      </w:r>
+      <w:proofErr w:type="spellStart"/>
+      <w:r>
+        <w:rPr>
+          <w:rFonts w:ascii="Times New Roman" w:eastAsia="Times New Roman" w:hAnsi="Times New Roman" w:cs="Times New Roman"/>
+          <w:sz w:val="32"/>
+          <w:szCs w:val="32"/>
+          <w:lang w:eastAsia="en-IN"/>
+        </w:rPr>
+        <w:t>w_o</w:t>
+      </w:r>
+      <w:proofErr w:type="spellEnd"/>
+      <w:r>
+        <w:rPr>
+          <w:rFonts w:ascii="Times New Roman" w:eastAsia="Times New Roman" w:hAnsi="Times New Roman" w:cs="Times New Roman"/>
+          <w:sz w:val="32"/>
+          <w:szCs w:val="32"/>
+          <w:lang w:eastAsia="en-IN"/>
+        </w:rPr>
+        <w:t>^{new}=0.8055}</w:t>
+      </w:r>
+      <w:r>
+        <w:rPr>
+          <w:rFonts w:ascii="Times New Roman" w:eastAsia="Times New Roman" w:hAnsi="Times New Roman" w:cs="Times New Roman"/>
+          <w:sz w:val="32"/>
+          <w:szCs w:val="32"/>
+          <w:lang w:eastAsia="en-IN"/>
+        </w:rPr>
+        <w:br/>
+        <w:t>]</w:t>
+      </w:r>
+    </w:p>
+    <w:p>
+      <w:pPr>
+        <w:spacing w:before="100" w:beforeAutospacing="1" w:after="100" w:afterAutospacing="1" w:line="240" w:lineRule="auto"/>
+        <w:jc w:val="both"/>
         <w:outlineLvl w:val="1"/>
         <w:rPr>
           <w:rFonts w:ascii="Times New Roman" w:eastAsia="Times New Roman" w:hAnsi="Times New Roman" w:cs="Times New Roman"/>
@@ -13558,28 +14758,28 @@
           <w:szCs w:val="32"/>
           <w:lang w:eastAsia="en-IN"/>
         </w:rPr>
-        <w:t>Step 3: Calculate Output Delta</w:t>
-      </w:r>
-    </w:p>
-    <w:p>
-      <w:pPr>
-        <w:spacing w:before="100" w:beforeAutospacing="1" w:after="100" w:afterAutospacing="1" w:line="240" w:lineRule="auto"/>
-        <w:jc w:val="both"/>
-        <w:rPr>
-          <w:rFonts w:ascii="Times New Roman" w:eastAsia="Times New Roman" w:hAnsi="Times New Roman" w:cs="Times New Roman"/>
-          <w:sz w:val="32"/>
-          <w:szCs w:val="32"/>
-          <w:lang w:eastAsia="en-IN"/>
-        </w:rPr>
-      </w:pPr>
-      <w:r>
-        <w:rPr>
-          <w:rFonts w:ascii="Times New Roman" w:eastAsia="Times New Roman" w:hAnsi="Times New Roman" w:cs="Times New Roman"/>
-          <w:sz w:val="32"/>
-          <w:szCs w:val="32"/>
-          <w:lang w:eastAsia="en-IN"/>
-        </w:rPr>
-        <w:t>For sigmoid:</w:t>
+        <w:t>Step 5: Propagate Error to Hidden Layer</w:t>
+      </w:r>
+    </w:p>
+    <w:p>
+      <w:pPr>
+        <w:spacing w:before="100" w:beforeAutospacing="1" w:after="100" w:afterAutospacing="1" w:line="240" w:lineRule="auto"/>
+        <w:jc w:val="both"/>
+        <w:rPr>
+          <w:rFonts w:ascii="Times New Roman" w:eastAsia="Times New Roman" w:hAnsi="Times New Roman" w:cs="Times New Roman"/>
+          <w:sz w:val="32"/>
+          <w:szCs w:val="32"/>
+          <w:lang w:eastAsia="en-IN"/>
+        </w:rPr>
+      </w:pPr>
+      <w:r>
+        <w:rPr>
+          <w:rFonts w:ascii="Times New Roman" w:eastAsia="Times New Roman" w:hAnsi="Times New Roman" w:cs="Times New Roman"/>
+          <w:sz w:val="32"/>
+          <w:szCs w:val="32"/>
+          <w:lang w:eastAsia="en-IN"/>
+        </w:rPr>
+        <w:t>The hidden delta is:</w:t>
       </w:r>
     </w:p>
     <w:p>
@@ -13610,7 +14810,67 @@
           <w:lang w:eastAsia="en-IN"/>
         </w:rPr>
         <w:br/>
-        <w:t>\sigma'(y</w:t>
+        <w:t>\</w:t>
+      </w:r>
+      <w:proofErr w:type="spellStart"/>
+      <w:r>
+        <w:rPr>
+          <w:rFonts w:ascii="Times New Roman" w:eastAsia="Times New Roman" w:hAnsi="Times New Roman" w:cs="Times New Roman"/>
+          <w:sz w:val="32"/>
+          <w:szCs w:val="32"/>
+          <w:lang w:eastAsia="en-IN"/>
+        </w:rPr>
+        <w:t>delta_h</w:t>
+      </w:r>
+      <w:proofErr w:type="spellEnd"/>
+      <w:r>
+        <w:rPr>
+          <w:rFonts w:ascii="Times New Roman" w:eastAsia="Times New Roman" w:hAnsi="Times New Roman" w:cs="Times New Roman"/>
+          <w:sz w:val="32"/>
+          <w:szCs w:val="32"/>
+          <w:lang w:eastAsia="en-IN"/>
+        </w:rPr>
+        <w:t>=\</w:t>
+      </w:r>
+      <w:proofErr w:type="spellStart"/>
+      <w:r>
+        <w:rPr>
+          <w:rFonts w:ascii="Times New Roman" w:eastAsia="Times New Roman" w:hAnsi="Times New Roman" w:cs="Times New Roman"/>
+          <w:sz w:val="32"/>
+          <w:szCs w:val="32"/>
+          <w:lang w:eastAsia="en-IN"/>
+        </w:rPr>
+        <w:t>delta_o</w:t>
+      </w:r>
+      <w:proofErr w:type="spellEnd"/>
+      <w:r>
+        <w:rPr>
+          <w:rFonts w:ascii="Times New Roman" w:eastAsia="Times New Roman" w:hAnsi="Times New Roman" w:cs="Times New Roman"/>
+          <w:sz w:val="32"/>
+          <w:szCs w:val="32"/>
+          <w:lang w:eastAsia="en-IN"/>
+        </w:rPr>
+        <w:t xml:space="preserve"> </w:t>
+      </w:r>
+      <w:proofErr w:type="spellStart"/>
+      <w:r>
+        <w:rPr>
+          <w:rFonts w:ascii="Times New Roman" w:eastAsia="Times New Roman" w:hAnsi="Times New Roman" w:cs="Times New Roman"/>
+          <w:sz w:val="32"/>
+          <w:szCs w:val="32"/>
+          <w:lang w:eastAsia="en-IN"/>
+        </w:rPr>
+        <w:t>w_o</w:t>
+      </w:r>
+      <w:proofErr w:type="spellEnd"/>
+      <w:r>
+        <w:rPr>
+          <w:rFonts w:ascii="Times New Roman" w:eastAsia="Times New Roman" w:hAnsi="Times New Roman" w:cs="Times New Roman"/>
+          <w:sz w:val="32"/>
+          <w:szCs w:val="32"/>
+          <w:lang w:eastAsia="en-IN"/>
+        </w:rPr>
+        <w:t xml:space="preserve"> </w:t>
       </w:r>
       <w:proofErr w:type="gramStart"/>
       <w:r>
@@ -13620,7 +14880,7 @@
           <w:szCs w:val="32"/>
           <w:lang w:eastAsia="en-IN"/>
         </w:rPr>
-        <w:t>)=</w:t>
+        <w:t>h(</w:t>
       </w:r>
       <w:proofErr w:type="gramEnd"/>
       <w:r>
@@ -13630,7 +14890,7 @@
           <w:szCs w:val="32"/>
           <w:lang w:eastAsia="en-IN"/>
         </w:rPr>
-        <w:t>y(1-y)</w:t>
+        <w:t>1-h)</w:t>
       </w:r>
       <w:r>
         <w:rPr>
@@ -13681,18 +14941,9 @@
           <w:szCs w:val="32"/>
           <w:lang w:eastAsia="en-IN"/>
         </w:rPr>
-        <w:t>delta_o</w:t>
+        <w:t>delta_h</w:t>
       </w:r>
       <w:proofErr w:type="spellEnd"/>
-      <w:r>
-        <w:rPr>
-          <w:rFonts w:ascii="Times New Roman" w:eastAsia="Times New Roman" w:hAnsi="Times New Roman" w:cs="Times New Roman"/>
-          <w:sz w:val="32"/>
-          <w:szCs w:val="32"/>
-          <w:lang w:eastAsia="en-IN"/>
-        </w:rPr>
-        <w:t>=(y-t</w:t>
-      </w:r>
       <w:proofErr w:type="gramStart"/>
       <w:r>
         <w:rPr>
@@ -13701,7 +14952,7 @@
           <w:szCs w:val="32"/>
           <w:lang w:eastAsia="en-IN"/>
         </w:rPr>
-        <w:t>)y</w:t>
+        <w:t>=(</w:t>
       </w:r>
       <w:proofErr w:type="gramEnd"/>
       <w:r>
@@ -13711,7 +14962,7 @@
           <w:szCs w:val="32"/>
           <w:lang w:eastAsia="en-IN"/>
         </w:rPr>
-        <w:t>(1-y)</w:t>
+        <w:t>-0.0887)(0.8)(0.6225)(0.3775)</w:t>
       </w:r>
       <w:r>
         <w:rPr>
@@ -13762,7 +15013,368 @@
           <w:szCs w:val="32"/>
           <w:lang w:eastAsia="en-IN"/>
         </w:rPr>
-        <w:t>delta_o</w:t>
+        <w:t>delta_h</w:t>
+      </w:r>
+      <w:proofErr w:type="spellEnd"/>
+      <w:r>
+        <w:rPr>
+          <w:rFonts w:ascii="Times New Roman" w:eastAsia="Times New Roman" w:hAnsi="Times New Roman" w:cs="Times New Roman"/>
+          <w:sz w:val="32"/>
+          <w:szCs w:val="32"/>
+          <w:lang w:eastAsia="en-IN"/>
+        </w:rPr>
+        <w:t>\approx-0.0167</w:t>
+      </w:r>
+      <w:r>
+        <w:rPr>
+          <w:rFonts w:ascii="Times New Roman" w:eastAsia="Times New Roman" w:hAnsi="Times New Roman" w:cs="Times New Roman"/>
+          <w:sz w:val="32"/>
+          <w:szCs w:val="32"/>
+          <w:lang w:eastAsia="en-IN"/>
+        </w:rPr>
+        <w:br/>
+        <w:t>]</w:t>
+      </w:r>
+    </w:p>
+    <w:p>
+      <w:pPr>
+        <w:spacing w:before="100" w:beforeAutospacing="1" w:after="100" w:afterAutospacing="1" w:line="240" w:lineRule="auto"/>
+        <w:jc w:val="both"/>
+        <w:outlineLvl w:val="1"/>
+        <w:rPr>
+          <w:rFonts w:ascii="Times New Roman" w:eastAsia="Times New Roman" w:hAnsi="Times New Roman" w:cs="Times New Roman"/>
+          <w:b/>
+          <w:bCs/>
+          <w:sz w:val="32"/>
+          <w:szCs w:val="32"/>
+          <w:lang w:eastAsia="en-IN"/>
+        </w:rPr>
+      </w:pPr>
+      <w:r>
+        <w:rPr>
+          <w:rFonts w:ascii="Times New Roman" w:eastAsia="Times New Roman" w:hAnsi="Times New Roman" w:cs="Times New Roman"/>
+          <w:b/>
+          <w:bCs/>
+          <w:sz w:val="32"/>
+          <w:szCs w:val="32"/>
+          <w:lang w:eastAsia="en-IN"/>
+        </w:rPr>
+        <w:t>Step 6: Update Hidden Weight</w:t>
+      </w:r>
+    </w:p>
+    <w:p>
+      <w:pPr>
+        <w:spacing w:before="100" w:beforeAutospacing="1" w:after="100" w:afterAutospacing="1" w:line="240" w:lineRule="auto"/>
+        <w:jc w:val="both"/>
+        <w:rPr>
+          <w:rFonts w:ascii="Times New Roman" w:eastAsia="Times New Roman" w:hAnsi="Times New Roman" w:cs="Times New Roman"/>
+          <w:sz w:val="32"/>
+          <w:szCs w:val="32"/>
+          <w:lang w:eastAsia="en-IN"/>
+        </w:rPr>
+      </w:pPr>
+      <w:r>
+        <w:rPr>
+          <w:rFonts w:ascii="Times New Roman" w:eastAsia="Times New Roman" w:hAnsi="Times New Roman" w:cs="Times New Roman"/>
+          <w:sz w:val="32"/>
+          <w:szCs w:val="32"/>
+          <w:lang w:eastAsia="en-IN"/>
+        </w:rPr>
+        <w:t>[</w:t>
+      </w:r>
+      <w:r>
+        <w:rPr>
+          <w:rFonts w:ascii="Times New Roman" w:eastAsia="Times New Roman" w:hAnsi="Times New Roman" w:cs="Times New Roman"/>
+          <w:sz w:val="32"/>
+          <w:szCs w:val="32"/>
+          <w:lang w:eastAsia="en-IN"/>
+        </w:rPr>
+        <w:br/>
+        <w:t>\</w:t>
+      </w:r>
+      <w:proofErr w:type="spellStart"/>
+      <w:r>
+        <w:rPr>
+          <w:rFonts w:ascii="Times New Roman" w:eastAsia="Times New Roman" w:hAnsi="Times New Roman" w:cs="Times New Roman"/>
+          <w:sz w:val="32"/>
+          <w:szCs w:val="32"/>
+          <w:lang w:eastAsia="en-IN"/>
+        </w:rPr>
+        <w:t>frac</w:t>
+      </w:r>
+      <w:proofErr w:type="spellEnd"/>
+      <w:r>
+        <w:rPr>
+          <w:rFonts w:ascii="Times New Roman" w:eastAsia="Times New Roman" w:hAnsi="Times New Roman" w:cs="Times New Roman"/>
+          <w:sz w:val="32"/>
+          <w:szCs w:val="32"/>
+          <w:lang w:eastAsia="en-IN"/>
+        </w:rPr>
+        <w:t>{\partial E</w:t>
+      </w:r>
+      <w:proofErr w:type="gramStart"/>
+      <w:r>
+        <w:rPr>
+          <w:rFonts w:ascii="Times New Roman" w:eastAsia="Times New Roman" w:hAnsi="Times New Roman" w:cs="Times New Roman"/>
+          <w:sz w:val="32"/>
+          <w:szCs w:val="32"/>
+          <w:lang w:eastAsia="en-IN"/>
+        </w:rPr>
+        <w:t>}{</w:t>
+      </w:r>
+      <w:proofErr w:type="gramEnd"/>
+      <w:r>
+        <w:rPr>
+          <w:rFonts w:ascii="Times New Roman" w:eastAsia="Times New Roman" w:hAnsi="Times New Roman" w:cs="Times New Roman"/>
+          <w:sz w:val="32"/>
+          <w:szCs w:val="32"/>
+          <w:lang w:eastAsia="en-IN"/>
+        </w:rPr>
+        <w:t xml:space="preserve">\partial </w:t>
+      </w:r>
+      <w:proofErr w:type="spellStart"/>
+      <w:r>
+        <w:rPr>
+          <w:rFonts w:ascii="Times New Roman" w:eastAsia="Times New Roman" w:hAnsi="Times New Roman" w:cs="Times New Roman"/>
+          <w:sz w:val="32"/>
+          <w:szCs w:val="32"/>
+          <w:lang w:eastAsia="en-IN"/>
+        </w:rPr>
+        <w:t>w_h</w:t>
+      </w:r>
+      <w:proofErr w:type="spellEnd"/>
+      <w:r>
+        <w:rPr>
+          <w:rFonts w:ascii="Times New Roman" w:eastAsia="Times New Roman" w:hAnsi="Times New Roman" w:cs="Times New Roman"/>
+          <w:sz w:val="32"/>
+          <w:szCs w:val="32"/>
+          <w:lang w:eastAsia="en-IN"/>
+        </w:rPr>
+        <w:t>}=\</w:t>
+      </w:r>
+      <w:proofErr w:type="spellStart"/>
+      <w:r>
+        <w:rPr>
+          <w:rFonts w:ascii="Times New Roman" w:eastAsia="Times New Roman" w:hAnsi="Times New Roman" w:cs="Times New Roman"/>
+          <w:sz w:val="32"/>
+          <w:szCs w:val="32"/>
+          <w:lang w:eastAsia="en-IN"/>
+        </w:rPr>
+        <w:t>delta_hx</w:t>
+      </w:r>
+      <w:proofErr w:type="spellEnd"/>
+      <w:r>
+        <w:rPr>
+          <w:rFonts w:ascii="Times New Roman" w:eastAsia="Times New Roman" w:hAnsi="Times New Roman" w:cs="Times New Roman"/>
+          <w:sz w:val="32"/>
+          <w:szCs w:val="32"/>
+          <w:lang w:eastAsia="en-IN"/>
+        </w:rPr>
+        <w:br/>
+        <w:t>]</w:t>
+      </w:r>
+    </w:p>
+    <w:p>
+      <w:pPr>
+        <w:spacing w:before="100" w:beforeAutospacing="1" w:after="100" w:afterAutospacing="1" w:line="240" w:lineRule="auto"/>
+        <w:jc w:val="both"/>
+        <w:rPr>
+          <w:rFonts w:ascii="Times New Roman" w:eastAsia="Times New Roman" w:hAnsi="Times New Roman" w:cs="Times New Roman"/>
+          <w:sz w:val="32"/>
+          <w:szCs w:val="32"/>
+          <w:lang w:eastAsia="en-IN"/>
+        </w:rPr>
+      </w:pPr>
+      <w:r>
+        <w:rPr>
+          <w:rFonts w:ascii="Times New Roman" w:eastAsia="Times New Roman" w:hAnsi="Times New Roman" w:cs="Times New Roman"/>
+          <w:sz w:val="32"/>
+          <w:szCs w:val="32"/>
+          <w:lang w:eastAsia="en-IN"/>
+        </w:rPr>
+        <w:t>[</w:t>
+      </w:r>
+      <w:r>
+        <w:rPr>
+          <w:rFonts w:ascii="Times New Roman" w:eastAsia="Times New Roman" w:hAnsi="Times New Roman" w:cs="Times New Roman"/>
+          <w:sz w:val="32"/>
+          <w:szCs w:val="32"/>
+          <w:lang w:eastAsia="en-IN"/>
+        </w:rPr>
+        <w:br/>
+        <w:t>\</w:t>
+      </w:r>
+      <w:proofErr w:type="spellStart"/>
+      <w:r>
+        <w:rPr>
+          <w:rFonts w:ascii="Times New Roman" w:eastAsia="Times New Roman" w:hAnsi="Times New Roman" w:cs="Times New Roman"/>
+          <w:sz w:val="32"/>
+          <w:szCs w:val="32"/>
+          <w:lang w:eastAsia="en-IN"/>
+        </w:rPr>
+        <w:t>frac</w:t>
+      </w:r>
+      <w:proofErr w:type="spellEnd"/>
+      <w:r>
+        <w:rPr>
+          <w:rFonts w:ascii="Times New Roman" w:eastAsia="Times New Roman" w:hAnsi="Times New Roman" w:cs="Times New Roman"/>
+          <w:sz w:val="32"/>
+          <w:szCs w:val="32"/>
+          <w:lang w:eastAsia="en-IN"/>
+        </w:rPr>
+        <w:t>{\partial E</w:t>
+      </w:r>
+      <w:proofErr w:type="gramStart"/>
+      <w:r>
+        <w:rPr>
+          <w:rFonts w:ascii="Times New Roman" w:eastAsia="Times New Roman" w:hAnsi="Times New Roman" w:cs="Times New Roman"/>
+          <w:sz w:val="32"/>
+          <w:szCs w:val="32"/>
+          <w:lang w:eastAsia="en-IN"/>
+        </w:rPr>
+        <w:t>}{</w:t>
+      </w:r>
+      <w:proofErr w:type="gramEnd"/>
+      <w:r>
+        <w:rPr>
+          <w:rFonts w:ascii="Times New Roman" w:eastAsia="Times New Roman" w:hAnsi="Times New Roman" w:cs="Times New Roman"/>
+          <w:sz w:val="32"/>
+          <w:szCs w:val="32"/>
+          <w:lang w:eastAsia="en-IN"/>
+        </w:rPr>
+        <w:t xml:space="preserve">\partial </w:t>
+      </w:r>
+      <w:proofErr w:type="spellStart"/>
+      <w:r>
+        <w:rPr>
+          <w:rFonts w:ascii="Times New Roman" w:eastAsia="Times New Roman" w:hAnsi="Times New Roman" w:cs="Times New Roman"/>
+          <w:sz w:val="32"/>
+          <w:szCs w:val="32"/>
+          <w:lang w:eastAsia="en-IN"/>
+        </w:rPr>
+        <w:t>w_h</w:t>
+      </w:r>
+      <w:proofErr w:type="spellEnd"/>
+      <w:r>
+        <w:rPr>
+          <w:rFonts w:ascii="Times New Roman" w:eastAsia="Times New Roman" w:hAnsi="Times New Roman" w:cs="Times New Roman"/>
+          <w:sz w:val="32"/>
+          <w:szCs w:val="32"/>
+          <w:lang w:eastAsia="en-IN"/>
+        </w:rPr>
+        <w:t>}=(-0.0167)(1)</w:t>
+      </w:r>
+      <w:r>
+        <w:rPr>
+          <w:rFonts w:ascii="Times New Roman" w:eastAsia="Times New Roman" w:hAnsi="Times New Roman" w:cs="Times New Roman"/>
+          <w:sz w:val="32"/>
+          <w:szCs w:val="32"/>
+          <w:lang w:eastAsia="en-IN"/>
+        </w:rPr>
+        <w:br/>
+        <w:t>]</w:t>
+      </w:r>
+    </w:p>
+    <w:p>
+      <w:pPr>
+        <w:spacing w:before="100" w:beforeAutospacing="1" w:after="100" w:afterAutospacing="1" w:line="240" w:lineRule="auto"/>
+        <w:jc w:val="both"/>
+        <w:rPr>
+          <w:rFonts w:ascii="Times New Roman" w:eastAsia="Times New Roman" w:hAnsi="Times New Roman" w:cs="Times New Roman"/>
+          <w:sz w:val="32"/>
+          <w:szCs w:val="32"/>
+          <w:lang w:eastAsia="en-IN"/>
+        </w:rPr>
+      </w:pPr>
+      <w:r>
+        <w:rPr>
+          <w:rFonts w:ascii="Times New Roman" w:eastAsia="Times New Roman" w:hAnsi="Times New Roman" w:cs="Times New Roman"/>
+          <w:sz w:val="32"/>
+          <w:szCs w:val="32"/>
+          <w:lang w:eastAsia="en-IN"/>
+        </w:rPr>
+        <w:t>[</w:t>
+      </w:r>
+      <w:r>
+        <w:rPr>
+          <w:rFonts w:ascii="Times New Roman" w:eastAsia="Times New Roman" w:hAnsi="Times New Roman" w:cs="Times New Roman"/>
+          <w:sz w:val="32"/>
+          <w:szCs w:val="32"/>
+          <w:lang w:eastAsia="en-IN"/>
+        </w:rPr>
+        <w:br/>
+        <w:t>=-0.0167</w:t>
+      </w:r>
+      <w:r>
+        <w:rPr>
+          <w:rFonts w:ascii="Times New Roman" w:eastAsia="Times New Roman" w:hAnsi="Times New Roman" w:cs="Times New Roman"/>
+          <w:sz w:val="32"/>
+          <w:szCs w:val="32"/>
+          <w:lang w:eastAsia="en-IN"/>
+        </w:rPr>
+        <w:br/>
+        <w:t>]</w:t>
+      </w:r>
+    </w:p>
+    <w:p>
+      <w:pPr>
+        <w:spacing w:before="100" w:beforeAutospacing="1" w:after="100" w:afterAutospacing="1" w:line="240" w:lineRule="auto"/>
+        <w:jc w:val="both"/>
+        <w:rPr>
+          <w:rFonts w:ascii="Times New Roman" w:eastAsia="Times New Roman" w:hAnsi="Times New Roman" w:cs="Times New Roman"/>
+          <w:sz w:val="32"/>
+          <w:szCs w:val="32"/>
+          <w:lang w:eastAsia="en-IN"/>
+        </w:rPr>
+      </w:pPr>
+      <w:r>
+        <w:rPr>
+          <w:rFonts w:ascii="Times New Roman" w:eastAsia="Times New Roman" w:hAnsi="Times New Roman" w:cs="Times New Roman"/>
+          <w:sz w:val="32"/>
+          <w:szCs w:val="32"/>
+          <w:lang w:eastAsia="en-IN"/>
+        </w:rPr>
+        <w:t>Therefore:</w:t>
+      </w:r>
+    </w:p>
+    <w:p>
+      <w:pPr>
+        <w:spacing w:before="100" w:beforeAutospacing="1" w:after="100" w:afterAutospacing="1" w:line="240" w:lineRule="auto"/>
+        <w:jc w:val="both"/>
+        <w:rPr>
+          <w:rFonts w:ascii="Times New Roman" w:eastAsia="Times New Roman" w:hAnsi="Times New Roman" w:cs="Times New Roman"/>
+          <w:sz w:val="32"/>
+          <w:szCs w:val="32"/>
+          <w:lang w:eastAsia="en-IN"/>
+        </w:rPr>
+      </w:pPr>
+      <w:r>
+        <w:rPr>
+          <w:rFonts w:ascii="Times New Roman" w:eastAsia="Times New Roman" w:hAnsi="Times New Roman" w:cs="Times New Roman"/>
+          <w:sz w:val="32"/>
+          <w:szCs w:val="32"/>
+          <w:lang w:eastAsia="en-IN"/>
+        </w:rPr>
+        <w:t>[</w:t>
+      </w:r>
+      <w:r>
+        <w:rPr>
+          <w:rFonts w:ascii="Times New Roman" w:eastAsia="Times New Roman" w:hAnsi="Times New Roman" w:cs="Times New Roman"/>
+          <w:sz w:val="32"/>
+          <w:szCs w:val="32"/>
+          <w:lang w:eastAsia="en-IN"/>
+        </w:rPr>
+        <w:br/>
+      </w:r>
+      <w:proofErr w:type="spellStart"/>
+      <w:r>
+        <w:rPr>
+          <w:rFonts w:ascii="Times New Roman" w:eastAsia="Times New Roman" w:hAnsi="Times New Roman" w:cs="Times New Roman"/>
+          <w:sz w:val="32"/>
+          <w:szCs w:val="32"/>
+          <w:lang w:eastAsia="en-IN"/>
+        </w:rPr>
+        <w:t>w_h</w:t>
       </w:r>
       <w:proofErr w:type="spellEnd"/>
       <w:proofErr w:type="gramStart"/>
@@ -13773,7 +15385,7 @@
           <w:szCs w:val="32"/>
           <w:lang w:eastAsia="en-IN"/>
         </w:rPr>
-        <w:t>=(</w:t>
+        <w:t>^{</w:t>
       </w:r>
       <w:proofErr w:type="gramEnd"/>
       <w:r>
@@ -13783,7 +15395,7 @@
           <w:szCs w:val="32"/>
           <w:lang w:eastAsia="en-IN"/>
         </w:rPr>
-        <w:t>0.622-1)(0.622)(0.378)</w:t>
+        <w:t>new}=0.5-0.1(-0.0167)</w:t>
       </w:r>
       <w:r>
         <w:rPr>
@@ -13814,1336 +15426,7 @@
           <w:szCs w:val="32"/>
           <w:lang w:eastAsia="en-IN"/>
         </w:rPr>
-        <w:t>[</w:t>
-      </w:r>
-      <w:r>
-        <w:rPr>
-          <w:rFonts w:ascii="Times New Roman" w:eastAsia="Times New Roman" w:hAnsi="Times New Roman" w:cs="Times New Roman"/>
-          <w:sz w:val="32"/>
-          <w:szCs w:val="32"/>
-          <w:lang w:eastAsia="en-IN"/>
-        </w:rPr>
-        <w:br/>
-        <w:t>\</w:t>
-      </w:r>
-      <w:proofErr w:type="spellStart"/>
-      <w:r>
-        <w:rPr>
-          <w:rFonts w:ascii="Times New Roman" w:eastAsia="Times New Roman" w:hAnsi="Times New Roman" w:cs="Times New Roman"/>
-          <w:sz w:val="32"/>
-          <w:szCs w:val="32"/>
-          <w:lang w:eastAsia="en-IN"/>
-        </w:rPr>
-        <w:t>delta_o</w:t>
-      </w:r>
-      <w:proofErr w:type="spellEnd"/>
-      <w:r>
-        <w:rPr>
-          <w:rFonts w:ascii="Times New Roman" w:eastAsia="Times New Roman" w:hAnsi="Times New Roman" w:cs="Times New Roman"/>
-          <w:sz w:val="32"/>
-          <w:szCs w:val="32"/>
-          <w:lang w:eastAsia="en-IN"/>
-        </w:rPr>
-        <w:t>\approx-0.0887</w:t>
-      </w:r>
-      <w:r>
-        <w:rPr>
-          <w:rFonts w:ascii="Times New Roman" w:eastAsia="Times New Roman" w:hAnsi="Times New Roman" w:cs="Times New Roman"/>
-          <w:sz w:val="32"/>
-          <w:szCs w:val="32"/>
-          <w:lang w:eastAsia="en-IN"/>
-        </w:rPr>
-        <w:br/>
-        <w:t>]</w:t>
-      </w:r>
-    </w:p>
-    <w:p>
-      <w:pPr>
-        <w:spacing w:before="100" w:beforeAutospacing="1" w:after="100" w:afterAutospacing="1" w:line="240" w:lineRule="auto"/>
-        <w:jc w:val="both"/>
-        <w:outlineLvl w:val="1"/>
-        <w:rPr>
-          <w:rFonts w:ascii="Times New Roman" w:eastAsia="Times New Roman" w:hAnsi="Times New Roman" w:cs="Times New Roman"/>
-          <w:b/>
-          <w:bCs/>
-          <w:sz w:val="32"/>
-          <w:szCs w:val="32"/>
-          <w:lang w:eastAsia="en-IN"/>
-        </w:rPr>
-      </w:pPr>
-      <w:r>
-        <w:rPr>
-          <w:rFonts w:ascii="Times New Roman" w:eastAsia="Times New Roman" w:hAnsi="Times New Roman" w:cs="Times New Roman"/>
-          <w:b/>
-          <w:bCs/>
-          <w:sz w:val="32"/>
-          <w:szCs w:val="32"/>
-          <w:lang w:eastAsia="en-IN"/>
-        </w:rPr>
         <w:lastRenderedPageBreak/>
-        <w:t>Step 4: Update Output Weight</w:t>
-      </w:r>
-    </w:p>
-    <w:p>
-      <w:pPr>
-        <w:spacing w:before="100" w:beforeAutospacing="1" w:after="100" w:afterAutospacing="1" w:line="240" w:lineRule="auto"/>
-        <w:jc w:val="both"/>
-        <w:rPr>
-          <w:rFonts w:ascii="Times New Roman" w:eastAsia="Times New Roman" w:hAnsi="Times New Roman" w:cs="Times New Roman"/>
-          <w:sz w:val="32"/>
-          <w:szCs w:val="32"/>
-          <w:lang w:eastAsia="en-IN"/>
-        </w:rPr>
-      </w:pPr>
-      <w:r>
-        <w:rPr>
-          <w:rFonts w:ascii="Times New Roman" w:eastAsia="Times New Roman" w:hAnsi="Times New Roman" w:cs="Times New Roman"/>
-          <w:sz w:val="32"/>
-          <w:szCs w:val="32"/>
-          <w:lang w:eastAsia="en-IN"/>
-        </w:rPr>
-        <w:t>The gradient is:</w:t>
-      </w:r>
-    </w:p>
-    <w:p>
-      <w:pPr>
-        <w:spacing w:before="100" w:beforeAutospacing="1" w:after="100" w:afterAutospacing="1" w:line="240" w:lineRule="auto"/>
-        <w:jc w:val="both"/>
-        <w:rPr>
-          <w:rFonts w:ascii="Times New Roman" w:eastAsia="Times New Roman" w:hAnsi="Times New Roman" w:cs="Times New Roman"/>
-          <w:sz w:val="32"/>
-          <w:szCs w:val="32"/>
-          <w:lang w:eastAsia="en-IN"/>
-        </w:rPr>
-      </w:pPr>
-      <w:r>
-        <w:rPr>
-          <w:rFonts w:ascii="Times New Roman" w:eastAsia="Times New Roman" w:hAnsi="Times New Roman" w:cs="Times New Roman"/>
-          <w:sz w:val="32"/>
-          <w:szCs w:val="32"/>
-          <w:lang w:eastAsia="en-IN"/>
-        </w:rPr>
-        <w:t>[</w:t>
-      </w:r>
-      <w:r>
-        <w:rPr>
-          <w:rFonts w:ascii="Times New Roman" w:eastAsia="Times New Roman" w:hAnsi="Times New Roman" w:cs="Times New Roman"/>
-          <w:sz w:val="32"/>
-          <w:szCs w:val="32"/>
-          <w:lang w:eastAsia="en-IN"/>
-        </w:rPr>
-        <w:br/>
-        <w:t>\</w:t>
-      </w:r>
-      <w:proofErr w:type="spellStart"/>
-      <w:r>
-        <w:rPr>
-          <w:rFonts w:ascii="Times New Roman" w:eastAsia="Times New Roman" w:hAnsi="Times New Roman" w:cs="Times New Roman"/>
-          <w:sz w:val="32"/>
-          <w:szCs w:val="32"/>
-          <w:lang w:eastAsia="en-IN"/>
-        </w:rPr>
-        <w:t>frac</w:t>
-      </w:r>
-      <w:proofErr w:type="spellEnd"/>
-      <w:r>
-        <w:rPr>
-          <w:rFonts w:ascii="Times New Roman" w:eastAsia="Times New Roman" w:hAnsi="Times New Roman" w:cs="Times New Roman"/>
-          <w:sz w:val="32"/>
-          <w:szCs w:val="32"/>
-          <w:lang w:eastAsia="en-IN"/>
-        </w:rPr>
-        <w:t>{\partial E</w:t>
-      </w:r>
-      <w:proofErr w:type="gramStart"/>
-      <w:r>
-        <w:rPr>
-          <w:rFonts w:ascii="Times New Roman" w:eastAsia="Times New Roman" w:hAnsi="Times New Roman" w:cs="Times New Roman"/>
-          <w:sz w:val="32"/>
-          <w:szCs w:val="32"/>
-          <w:lang w:eastAsia="en-IN"/>
-        </w:rPr>
-        <w:t>}{</w:t>
-      </w:r>
-      <w:proofErr w:type="gramEnd"/>
-      <w:r>
-        <w:rPr>
-          <w:rFonts w:ascii="Times New Roman" w:eastAsia="Times New Roman" w:hAnsi="Times New Roman" w:cs="Times New Roman"/>
-          <w:sz w:val="32"/>
-          <w:szCs w:val="32"/>
-          <w:lang w:eastAsia="en-IN"/>
-        </w:rPr>
-        <w:t xml:space="preserve">\partial </w:t>
-      </w:r>
-      <w:proofErr w:type="spellStart"/>
-      <w:r>
-        <w:rPr>
-          <w:rFonts w:ascii="Times New Roman" w:eastAsia="Times New Roman" w:hAnsi="Times New Roman" w:cs="Times New Roman"/>
-          <w:sz w:val="32"/>
-          <w:szCs w:val="32"/>
-          <w:lang w:eastAsia="en-IN"/>
-        </w:rPr>
-        <w:t>w_o</w:t>
-      </w:r>
-      <w:proofErr w:type="spellEnd"/>
-      <w:r>
-        <w:rPr>
-          <w:rFonts w:ascii="Times New Roman" w:eastAsia="Times New Roman" w:hAnsi="Times New Roman" w:cs="Times New Roman"/>
-          <w:sz w:val="32"/>
-          <w:szCs w:val="32"/>
-          <w:lang w:eastAsia="en-IN"/>
-        </w:rPr>
-        <w:t>}=\</w:t>
-      </w:r>
-      <w:proofErr w:type="spellStart"/>
-      <w:r>
-        <w:rPr>
-          <w:rFonts w:ascii="Times New Roman" w:eastAsia="Times New Roman" w:hAnsi="Times New Roman" w:cs="Times New Roman"/>
-          <w:sz w:val="32"/>
-          <w:szCs w:val="32"/>
-          <w:lang w:eastAsia="en-IN"/>
-        </w:rPr>
-        <w:t>delta_o</w:t>
-      </w:r>
-      <w:proofErr w:type="spellEnd"/>
-      <w:r>
-        <w:rPr>
-          <w:rFonts w:ascii="Times New Roman" w:eastAsia="Times New Roman" w:hAnsi="Times New Roman" w:cs="Times New Roman"/>
-          <w:sz w:val="32"/>
-          <w:szCs w:val="32"/>
-          <w:lang w:eastAsia="en-IN"/>
-        </w:rPr>
-        <w:t xml:space="preserve"> h</w:t>
-      </w:r>
-      <w:r>
-        <w:rPr>
-          <w:rFonts w:ascii="Times New Roman" w:eastAsia="Times New Roman" w:hAnsi="Times New Roman" w:cs="Times New Roman"/>
-          <w:sz w:val="32"/>
-          <w:szCs w:val="32"/>
-          <w:lang w:eastAsia="en-IN"/>
-        </w:rPr>
-        <w:br/>
-        <w:t>]</w:t>
-      </w:r>
-    </w:p>
-    <w:p>
-      <w:pPr>
-        <w:spacing w:before="100" w:beforeAutospacing="1" w:after="100" w:afterAutospacing="1" w:line="240" w:lineRule="auto"/>
-        <w:jc w:val="both"/>
-        <w:rPr>
-          <w:rFonts w:ascii="Times New Roman" w:eastAsia="Times New Roman" w:hAnsi="Times New Roman" w:cs="Times New Roman"/>
-          <w:sz w:val="32"/>
-          <w:szCs w:val="32"/>
-          <w:lang w:eastAsia="en-IN"/>
-        </w:rPr>
-      </w:pPr>
-      <w:r>
-        <w:rPr>
-          <w:rFonts w:ascii="Times New Roman" w:eastAsia="Times New Roman" w:hAnsi="Times New Roman" w:cs="Times New Roman"/>
-          <w:sz w:val="32"/>
-          <w:szCs w:val="32"/>
-          <w:lang w:eastAsia="en-IN"/>
-        </w:rPr>
-        <w:t>[</w:t>
-      </w:r>
-      <w:r>
-        <w:rPr>
-          <w:rFonts w:ascii="Times New Roman" w:eastAsia="Times New Roman" w:hAnsi="Times New Roman" w:cs="Times New Roman"/>
-          <w:sz w:val="32"/>
-          <w:szCs w:val="32"/>
-          <w:lang w:eastAsia="en-IN"/>
-        </w:rPr>
-        <w:br/>
-        <w:t>\</w:t>
-      </w:r>
-      <w:proofErr w:type="spellStart"/>
-      <w:r>
-        <w:rPr>
-          <w:rFonts w:ascii="Times New Roman" w:eastAsia="Times New Roman" w:hAnsi="Times New Roman" w:cs="Times New Roman"/>
-          <w:sz w:val="32"/>
-          <w:szCs w:val="32"/>
-          <w:lang w:eastAsia="en-IN"/>
-        </w:rPr>
-        <w:t>frac</w:t>
-      </w:r>
-      <w:proofErr w:type="spellEnd"/>
-      <w:r>
-        <w:rPr>
-          <w:rFonts w:ascii="Times New Roman" w:eastAsia="Times New Roman" w:hAnsi="Times New Roman" w:cs="Times New Roman"/>
-          <w:sz w:val="32"/>
-          <w:szCs w:val="32"/>
-          <w:lang w:eastAsia="en-IN"/>
-        </w:rPr>
-        <w:t>{\partial E</w:t>
-      </w:r>
-      <w:proofErr w:type="gramStart"/>
-      <w:r>
-        <w:rPr>
-          <w:rFonts w:ascii="Times New Roman" w:eastAsia="Times New Roman" w:hAnsi="Times New Roman" w:cs="Times New Roman"/>
-          <w:sz w:val="32"/>
-          <w:szCs w:val="32"/>
-          <w:lang w:eastAsia="en-IN"/>
-        </w:rPr>
-        <w:t>}{</w:t>
-      </w:r>
-      <w:proofErr w:type="gramEnd"/>
-      <w:r>
-        <w:rPr>
-          <w:rFonts w:ascii="Times New Roman" w:eastAsia="Times New Roman" w:hAnsi="Times New Roman" w:cs="Times New Roman"/>
-          <w:sz w:val="32"/>
-          <w:szCs w:val="32"/>
-          <w:lang w:eastAsia="en-IN"/>
-        </w:rPr>
-        <w:t xml:space="preserve">\partial </w:t>
-      </w:r>
-      <w:proofErr w:type="spellStart"/>
-      <w:r>
-        <w:rPr>
-          <w:rFonts w:ascii="Times New Roman" w:eastAsia="Times New Roman" w:hAnsi="Times New Roman" w:cs="Times New Roman"/>
-          <w:sz w:val="32"/>
-          <w:szCs w:val="32"/>
-          <w:lang w:eastAsia="en-IN"/>
-        </w:rPr>
-        <w:t>w_o</w:t>
-      </w:r>
-      <w:proofErr w:type="spellEnd"/>
-      <w:r>
-        <w:rPr>
-          <w:rFonts w:ascii="Times New Roman" w:eastAsia="Times New Roman" w:hAnsi="Times New Roman" w:cs="Times New Roman"/>
-          <w:sz w:val="32"/>
-          <w:szCs w:val="32"/>
-          <w:lang w:eastAsia="en-IN"/>
-        </w:rPr>
-        <w:t>}=(-0.0887)(0.6225)</w:t>
-      </w:r>
-      <w:r>
-        <w:rPr>
-          <w:rFonts w:ascii="Times New Roman" w:eastAsia="Times New Roman" w:hAnsi="Times New Roman" w:cs="Times New Roman"/>
-          <w:sz w:val="32"/>
-          <w:szCs w:val="32"/>
-          <w:lang w:eastAsia="en-IN"/>
-        </w:rPr>
-        <w:br/>
-        <w:t>]</w:t>
-      </w:r>
-    </w:p>
-    <w:p>
-      <w:pPr>
-        <w:spacing w:before="100" w:beforeAutospacing="1" w:after="100" w:afterAutospacing="1" w:line="240" w:lineRule="auto"/>
-        <w:jc w:val="both"/>
-        <w:rPr>
-          <w:rFonts w:ascii="Times New Roman" w:eastAsia="Times New Roman" w:hAnsi="Times New Roman" w:cs="Times New Roman"/>
-          <w:sz w:val="32"/>
-          <w:szCs w:val="32"/>
-          <w:lang w:eastAsia="en-IN"/>
-        </w:rPr>
-      </w:pPr>
-      <w:r>
-        <w:rPr>
-          <w:rFonts w:ascii="Times New Roman" w:eastAsia="Times New Roman" w:hAnsi="Times New Roman" w:cs="Times New Roman"/>
-          <w:sz w:val="32"/>
-          <w:szCs w:val="32"/>
-          <w:lang w:eastAsia="en-IN"/>
-        </w:rPr>
-        <w:t>[</w:t>
-      </w:r>
-      <w:r>
-        <w:rPr>
-          <w:rFonts w:ascii="Times New Roman" w:eastAsia="Times New Roman" w:hAnsi="Times New Roman" w:cs="Times New Roman"/>
-          <w:sz w:val="32"/>
-          <w:szCs w:val="32"/>
-          <w:lang w:eastAsia="en-IN"/>
-        </w:rPr>
-        <w:br/>
-        <w:t>\approx-0.0552</w:t>
-      </w:r>
-      <w:r>
-        <w:rPr>
-          <w:rFonts w:ascii="Times New Roman" w:eastAsia="Times New Roman" w:hAnsi="Times New Roman" w:cs="Times New Roman"/>
-          <w:sz w:val="32"/>
-          <w:szCs w:val="32"/>
-          <w:lang w:eastAsia="en-IN"/>
-        </w:rPr>
-        <w:br/>
-        <w:t>]</w:t>
-      </w:r>
-    </w:p>
-    <w:p>
-      <w:pPr>
-        <w:spacing w:before="100" w:beforeAutospacing="1" w:after="100" w:afterAutospacing="1" w:line="240" w:lineRule="auto"/>
-        <w:jc w:val="both"/>
-        <w:rPr>
-          <w:rFonts w:ascii="Times New Roman" w:eastAsia="Times New Roman" w:hAnsi="Times New Roman" w:cs="Times New Roman"/>
-          <w:sz w:val="32"/>
-          <w:szCs w:val="32"/>
-          <w:lang w:eastAsia="en-IN"/>
-        </w:rPr>
-      </w:pPr>
-      <w:r>
-        <w:rPr>
-          <w:rFonts w:ascii="Times New Roman" w:eastAsia="Times New Roman" w:hAnsi="Times New Roman" w:cs="Times New Roman"/>
-          <w:sz w:val="32"/>
-          <w:szCs w:val="32"/>
-          <w:lang w:eastAsia="en-IN"/>
-        </w:rPr>
-        <w:t>Gradient descent update:</w:t>
-      </w:r>
-    </w:p>
-    <w:p>
-      <w:pPr>
-        <w:spacing w:before="100" w:beforeAutospacing="1" w:after="100" w:afterAutospacing="1" w:line="240" w:lineRule="auto"/>
-        <w:jc w:val="both"/>
-        <w:rPr>
-          <w:rFonts w:ascii="Times New Roman" w:eastAsia="Times New Roman" w:hAnsi="Times New Roman" w:cs="Times New Roman"/>
-          <w:sz w:val="32"/>
-          <w:szCs w:val="32"/>
-          <w:lang w:eastAsia="en-IN"/>
-        </w:rPr>
-      </w:pPr>
-      <w:r>
-        <w:rPr>
-          <w:rFonts w:ascii="Times New Roman" w:eastAsia="Times New Roman" w:hAnsi="Times New Roman" w:cs="Times New Roman"/>
-          <w:sz w:val="32"/>
-          <w:szCs w:val="32"/>
-          <w:lang w:eastAsia="en-IN"/>
-        </w:rPr>
-        <w:t>[</w:t>
-      </w:r>
-      <w:r>
-        <w:rPr>
-          <w:rFonts w:ascii="Times New Roman" w:eastAsia="Times New Roman" w:hAnsi="Times New Roman" w:cs="Times New Roman"/>
-          <w:sz w:val="32"/>
-          <w:szCs w:val="32"/>
-          <w:lang w:eastAsia="en-IN"/>
-        </w:rPr>
-        <w:br/>
-      </w:r>
-      <w:proofErr w:type="spellStart"/>
-      <w:r>
-        <w:rPr>
-          <w:rFonts w:ascii="Times New Roman" w:eastAsia="Times New Roman" w:hAnsi="Times New Roman" w:cs="Times New Roman"/>
-          <w:sz w:val="32"/>
-          <w:szCs w:val="32"/>
-          <w:lang w:eastAsia="en-IN"/>
-        </w:rPr>
-        <w:t>w_o</w:t>
-      </w:r>
-      <w:proofErr w:type="spellEnd"/>
-      <w:proofErr w:type="gramStart"/>
-      <w:r>
-        <w:rPr>
-          <w:rFonts w:ascii="Times New Roman" w:eastAsia="Times New Roman" w:hAnsi="Times New Roman" w:cs="Times New Roman"/>
-          <w:sz w:val="32"/>
-          <w:szCs w:val="32"/>
-          <w:lang w:eastAsia="en-IN"/>
-        </w:rPr>
-        <w:t>^{</w:t>
-      </w:r>
-      <w:proofErr w:type="gramEnd"/>
-      <w:r>
-        <w:rPr>
-          <w:rFonts w:ascii="Times New Roman" w:eastAsia="Times New Roman" w:hAnsi="Times New Roman" w:cs="Times New Roman"/>
-          <w:sz w:val="32"/>
-          <w:szCs w:val="32"/>
-          <w:lang w:eastAsia="en-IN"/>
-        </w:rPr>
-        <w:t>new}=</w:t>
-      </w:r>
-      <w:proofErr w:type="spellStart"/>
-      <w:r>
-        <w:rPr>
-          <w:rFonts w:ascii="Times New Roman" w:eastAsia="Times New Roman" w:hAnsi="Times New Roman" w:cs="Times New Roman"/>
-          <w:sz w:val="32"/>
-          <w:szCs w:val="32"/>
-          <w:lang w:eastAsia="en-IN"/>
-        </w:rPr>
-        <w:t>w_o</w:t>
-      </w:r>
-      <w:proofErr w:type="spellEnd"/>
-      <w:r>
-        <w:rPr>
-          <w:rFonts w:ascii="Times New Roman" w:eastAsia="Times New Roman" w:hAnsi="Times New Roman" w:cs="Times New Roman"/>
-          <w:sz w:val="32"/>
-          <w:szCs w:val="32"/>
-          <w:lang w:eastAsia="en-IN"/>
-        </w:rPr>
-        <w:t>-\eta\</w:t>
-      </w:r>
-      <w:proofErr w:type="spellStart"/>
-      <w:r>
-        <w:rPr>
-          <w:rFonts w:ascii="Times New Roman" w:eastAsia="Times New Roman" w:hAnsi="Times New Roman" w:cs="Times New Roman"/>
-          <w:sz w:val="32"/>
-          <w:szCs w:val="32"/>
-          <w:lang w:eastAsia="en-IN"/>
-        </w:rPr>
-        <w:t>frac</w:t>
-      </w:r>
-      <w:proofErr w:type="spellEnd"/>
-      <w:r>
-        <w:rPr>
-          <w:rFonts w:ascii="Times New Roman" w:eastAsia="Times New Roman" w:hAnsi="Times New Roman" w:cs="Times New Roman"/>
-          <w:sz w:val="32"/>
-          <w:szCs w:val="32"/>
-          <w:lang w:eastAsia="en-IN"/>
-        </w:rPr>
-        <w:t xml:space="preserve">{\partial E}{\partial </w:t>
-      </w:r>
-      <w:proofErr w:type="spellStart"/>
-      <w:r>
-        <w:rPr>
-          <w:rFonts w:ascii="Times New Roman" w:eastAsia="Times New Roman" w:hAnsi="Times New Roman" w:cs="Times New Roman"/>
-          <w:sz w:val="32"/>
-          <w:szCs w:val="32"/>
-          <w:lang w:eastAsia="en-IN"/>
-        </w:rPr>
-        <w:t>w_o</w:t>
-      </w:r>
-      <w:proofErr w:type="spellEnd"/>
-      <w:r>
-        <w:rPr>
-          <w:rFonts w:ascii="Times New Roman" w:eastAsia="Times New Roman" w:hAnsi="Times New Roman" w:cs="Times New Roman"/>
-          <w:sz w:val="32"/>
-          <w:szCs w:val="32"/>
-          <w:lang w:eastAsia="en-IN"/>
-        </w:rPr>
-        <w:t>}</w:t>
-      </w:r>
-      <w:r>
-        <w:rPr>
-          <w:rFonts w:ascii="Times New Roman" w:eastAsia="Times New Roman" w:hAnsi="Times New Roman" w:cs="Times New Roman"/>
-          <w:sz w:val="32"/>
-          <w:szCs w:val="32"/>
-          <w:lang w:eastAsia="en-IN"/>
-        </w:rPr>
-        <w:br/>
-        <w:t>]</w:t>
-      </w:r>
-    </w:p>
-    <w:p>
-      <w:pPr>
-        <w:spacing w:before="100" w:beforeAutospacing="1" w:after="100" w:afterAutospacing="1" w:line="240" w:lineRule="auto"/>
-        <w:jc w:val="both"/>
-        <w:rPr>
-          <w:rFonts w:ascii="Times New Roman" w:eastAsia="Times New Roman" w:hAnsi="Times New Roman" w:cs="Times New Roman"/>
-          <w:sz w:val="32"/>
-          <w:szCs w:val="32"/>
-          <w:lang w:eastAsia="en-IN"/>
-        </w:rPr>
-      </w:pPr>
-      <w:r>
-        <w:rPr>
-          <w:rFonts w:ascii="Times New Roman" w:eastAsia="Times New Roman" w:hAnsi="Times New Roman" w:cs="Times New Roman"/>
-          <w:sz w:val="32"/>
-          <w:szCs w:val="32"/>
-          <w:lang w:eastAsia="en-IN"/>
-        </w:rPr>
-        <w:t>[</w:t>
-      </w:r>
-      <w:r>
-        <w:rPr>
-          <w:rFonts w:ascii="Times New Roman" w:eastAsia="Times New Roman" w:hAnsi="Times New Roman" w:cs="Times New Roman"/>
-          <w:sz w:val="32"/>
-          <w:szCs w:val="32"/>
-          <w:lang w:eastAsia="en-IN"/>
-        </w:rPr>
-        <w:br/>
-      </w:r>
-      <w:proofErr w:type="spellStart"/>
-      <w:r>
-        <w:rPr>
-          <w:rFonts w:ascii="Times New Roman" w:eastAsia="Times New Roman" w:hAnsi="Times New Roman" w:cs="Times New Roman"/>
-          <w:sz w:val="32"/>
-          <w:szCs w:val="32"/>
-          <w:lang w:eastAsia="en-IN"/>
-        </w:rPr>
-        <w:t>w_o</w:t>
-      </w:r>
-      <w:proofErr w:type="spellEnd"/>
-      <w:proofErr w:type="gramStart"/>
-      <w:r>
-        <w:rPr>
-          <w:rFonts w:ascii="Times New Roman" w:eastAsia="Times New Roman" w:hAnsi="Times New Roman" w:cs="Times New Roman"/>
-          <w:sz w:val="32"/>
-          <w:szCs w:val="32"/>
-          <w:lang w:eastAsia="en-IN"/>
-        </w:rPr>
-        <w:t>^{</w:t>
-      </w:r>
-      <w:proofErr w:type="gramEnd"/>
-      <w:r>
-        <w:rPr>
-          <w:rFonts w:ascii="Times New Roman" w:eastAsia="Times New Roman" w:hAnsi="Times New Roman" w:cs="Times New Roman"/>
-          <w:sz w:val="32"/>
-          <w:szCs w:val="32"/>
-          <w:lang w:eastAsia="en-IN"/>
-        </w:rPr>
-        <w:t>new}=0.8-0.1(-0.0552)</w:t>
-      </w:r>
-      <w:r>
-        <w:rPr>
-          <w:rFonts w:ascii="Times New Roman" w:eastAsia="Times New Roman" w:hAnsi="Times New Roman" w:cs="Times New Roman"/>
-          <w:sz w:val="32"/>
-          <w:szCs w:val="32"/>
-          <w:lang w:eastAsia="en-IN"/>
-        </w:rPr>
-        <w:br/>
-        <w:t>]</w:t>
-      </w:r>
-    </w:p>
-    <w:p>
-      <w:pPr>
-        <w:spacing w:before="100" w:beforeAutospacing="1" w:after="100" w:afterAutospacing="1" w:line="240" w:lineRule="auto"/>
-        <w:jc w:val="both"/>
-        <w:rPr>
-          <w:rFonts w:ascii="Times New Roman" w:eastAsia="Times New Roman" w:hAnsi="Times New Roman" w:cs="Times New Roman"/>
-          <w:sz w:val="32"/>
-          <w:szCs w:val="32"/>
-          <w:lang w:eastAsia="en-IN"/>
-        </w:rPr>
-      </w:pPr>
-      <w:r>
-        <w:rPr>
-          <w:rFonts w:ascii="Times New Roman" w:eastAsia="Times New Roman" w:hAnsi="Times New Roman" w:cs="Times New Roman"/>
-          <w:sz w:val="32"/>
-          <w:szCs w:val="32"/>
-          <w:lang w:eastAsia="en-IN"/>
-        </w:rPr>
-        <w:t>[</w:t>
-      </w:r>
-      <w:r>
-        <w:rPr>
-          <w:rFonts w:ascii="Times New Roman" w:eastAsia="Times New Roman" w:hAnsi="Times New Roman" w:cs="Times New Roman"/>
-          <w:sz w:val="32"/>
-          <w:szCs w:val="32"/>
-          <w:lang w:eastAsia="en-IN"/>
-        </w:rPr>
-        <w:br/>
-        <w:t>\boxed{</w:t>
-      </w:r>
-      <w:proofErr w:type="spellStart"/>
-      <w:r>
-        <w:rPr>
-          <w:rFonts w:ascii="Times New Roman" w:eastAsia="Times New Roman" w:hAnsi="Times New Roman" w:cs="Times New Roman"/>
-          <w:sz w:val="32"/>
-          <w:szCs w:val="32"/>
-          <w:lang w:eastAsia="en-IN"/>
-        </w:rPr>
-        <w:t>w_o</w:t>
-      </w:r>
-      <w:proofErr w:type="spellEnd"/>
-      <w:r>
-        <w:rPr>
-          <w:rFonts w:ascii="Times New Roman" w:eastAsia="Times New Roman" w:hAnsi="Times New Roman" w:cs="Times New Roman"/>
-          <w:sz w:val="32"/>
-          <w:szCs w:val="32"/>
-          <w:lang w:eastAsia="en-IN"/>
-        </w:rPr>
-        <w:t>^{new}=0.8055}</w:t>
-      </w:r>
-      <w:r>
-        <w:rPr>
-          <w:rFonts w:ascii="Times New Roman" w:eastAsia="Times New Roman" w:hAnsi="Times New Roman" w:cs="Times New Roman"/>
-          <w:sz w:val="32"/>
-          <w:szCs w:val="32"/>
-          <w:lang w:eastAsia="en-IN"/>
-        </w:rPr>
-        <w:br/>
-        <w:t>]</w:t>
-      </w:r>
-    </w:p>
-    <w:p>
-      <w:pPr>
-        <w:spacing w:before="100" w:beforeAutospacing="1" w:after="100" w:afterAutospacing="1" w:line="240" w:lineRule="auto"/>
-        <w:jc w:val="both"/>
-        <w:outlineLvl w:val="1"/>
-        <w:rPr>
-          <w:rFonts w:ascii="Times New Roman" w:eastAsia="Times New Roman" w:hAnsi="Times New Roman" w:cs="Times New Roman"/>
-          <w:b/>
-          <w:bCs/>
-          <w:sz w:val="32"/>
-          <w:szCs w:val="32"/>
-          <w:lang w:eastAsia="en-IN"/>
-        </w:rPr>
-      </w:pPr>
-      <w:r>
-        <w:rPr>
-          <w:rFonts w:ascii="Times New Roman" w:eastAsia="Times New Roman" w:hAnsi="Times New Roman" w:cs="Times New Roman"/>
-          <w:b/>
-          <w:bCs/>
-          <w:sz w:val="32"/>
-          <w:szCs w:val="32"/>
-          <w:lang w:eastAsia="en-IN"/>
-        </w:rPr>
-        <w:t>Step 5: Propagate Error to Hidden Layer</w:t>
-      </w:r>
-    </w:p>
-    <w:p>
-      <w:pPr>
-        <w:spacing w:before="100" w:beforeAutospacing="1" w:after="100" w:afterAutospacing="1" w:line="240" w:lineRule="auto"/>
-        <w:jc w:val="both"/>
-        <w:rPr>
-          <w:rFonts w:ascii="Times New Roman" w:eastAsia="Times New Roman" w:hAnsi="Times New Roman" w:cs="Times New Roman"/>
-          <w:sz w:val="32"/>
-          <w:szCs w:val="32"/>
-          <w:lang w:eastAsia="en-IN"/>
-        </w:rPr>
-      </w:pPr>
-      <w:r>
-        <w:rPr>
-          <w:rFonts w:ascii="Times New Roman" w:eastAsia="Times New Roman" w:hAnsi="Times New Roman" w:cs="Times New Roman"/>
-          <w:sz w:val="32"/>
-          <w:szCs w:val="32"/>
-          <w:lang w:eastAsia="en-IN"/>
-        </w:rPr>
-        <w:t>The hidden delta is:</w:t>
-      </w:r>
-    </w:p>
-    <w:p>
-      <w:pPr>
-        <w:spacing w:before="100" w:beforeAutospacing="1" w:after="100" w:afterAutospacing="1" w:line="240" w:lineRule="auto"/>
-        <w:jc w:val="both"/>
-        <w:rPr>
-          <w:rFonts w:ascii="Times New Roman" w:eastAsia="Times New Roman" w:hAnsi="Times New Roman" w:cs="Times New Roman"/>
-          <w:sz w:val="32"/>
-          <w:szCs w:val="32"/>
-          <w:lang w:eastAsia="en-IN"/>
-        </w:rPr>
-      </w:pPr>
-      <w:r>
-        <w:rPr>
-          <w:rFonts w:ascii="Times New Roman" w:eastAsia="Times New Roman" w:hAnsi="Times New Roman" w:cs="Times New Roman"/>
-          <w:sz w:val="32"/>
-          <w:szCs w:val="32"/>
-          <w:lang w:eastAsia="en-IN"/>
-        </w:rPr>
-        <w:t>[</w:t>
-      </w:r>
-      <w:r>
-        <w:rPr>
-          <w:rFonts w:ascii="Times New Roman" w:eastAsia="Times New Roman" w:hAnsi="Times New Roman" w:cs="Times New Roman"/>
-          <w:sz w:val="32"/>
-          <w:szCs w:val="32"/>
-          <w:lang w:eastAsia="en-IN"/>
-        </w:rPr>
-        <w:br/>
-        <w:t>\</w:t>
-      </w:r>
-      <w:proofErr w:type="spellStart"/>
-      <w:r>
-        <w:rPr>
-          <w:rFonts w:ascii="Times New Roman" w:eastAsia="Times New Roman" w:hAnsi="Times New Roman" w:cs="Times New Roman"/>
-          <w:sz w:val="32"/>
-          <w:szCs w:val="32"/>
-          <w:lang w:eastAsia="en-IN"/>
-        </w:rPr>
-        <w:t>delta_h</w:t>
-      </w:r>
-      <w:proofErr w:type="spellEnd"/>
-      <w:r>
-        <w:rPr>
-          <w:rFonts w:ascii="Times New Roman" w:eastAsia="Times New Roman" w:hAnsi="Times New Roman" w:cs="Times New Roman"/>
-          <w:sz w:val="32"/>
-          <w:szCs w:val="32"/>
-          <w:lang w:eastAsia="en-IN"/>
-        </w:rPr>
-        <w:t>=\</w:t>
-      </w:r>
-      <w:proofErr w:type="spellStart"/>
-      <w:r>
-        <w:rPr>
-          <w:rFonts w:ascii="Times New Roman" w:eastAsia="Times New Roman" w:hAnsi="Times New Roman" w:cs="Times New Roman"/>
-          <w:sz w:val="32"/>
-          <w:szCs w:val="32"/>
-          <w:lang w:eastAsia="en-IN"/>
-        </w:rPr>
-        <w:t>delta_o</w:t>
-      </w:r>
-      <w:proofErr w:type="spellEnd"/>
-      <w:r>
-        <w:rPr>
-          <w:rFonts w:ascii="Times New Roman" w:eastAsia="Times New Roman" w:hAnsi="Times New Roman" w:cs="Times New Roman"/>
-          <w:sz w:val="32"/>
-          <w:szCs w:val="32"/>
-          <w:lang w:eastAsia="en-IN"/>
-        </w:rPr>
-        <w:t xml:space="preserve"> </w:t>
-      </w:r>
-      <w:proofErr w:type="spellStart"/>
-      <w:r>
-        <w:rPr>
-          <w:rFonts w:ascii="Times New Roman" w:eastAsia="Times New Roman" w:hAnsi="Times New Roman" w:cs="Times New Roman"/>
-          <w:sz w:val="32"/>
-          <w:szCs w:val="32"/>
-          <w:lang w:eastAsia="en-IN"/>
-        </w:rPr>
-        <w:t>w_o</w:t>
-      </w:r>
-      <w:proofErr w:type="spellEnd"/>
-      <w:r>
-        <w:rPr>
-          <w:rFonts w:ascii="Times New Roman" w:eastAsia="Times New Roman" w:hAnsi="Times New Roman" w:cs="Times New Roman"/>
-          <w:sz w:val="32"/>
-          <w:szCs w:val="32"/>
-          <w:lang w:eastAsia="en-IN"/>
-        </w:rPr>
-        <w:t xml:space="preserve"> </w:t>
-      </w:r>
-      <w:proofErr w:type="gramStart"/>
-      <w:r>
-        <w:rPr>
-          <w:rFonts w:ascii="Times New Roman" w:eastAsia="Times New Roman" w:hAnsi="Times New Roman" w:cs="Times New Roman"/>
-          <w:sz w:val="32"/>
-          <w:szCs w:val="32"/>
-          <w:lang w:eastAsia="en-IN"/>
-        </w:rPr>
-        <w:t>h(</w:t>
-      </w:r>
-      <w:proofErr w:type="gramEnd"/>
-      <w:r>
-        <w:rPr>
-          <w:rFonts w:ascii="Times New Roman" w:eastAsia="Times New Roman" w:hAnsi="Times New Roman" w:cs="Times New Roman"/>
-          <w:sz w:val="32"/>
-          <w:szCs w:val="32"/>
-          <w:lang w:eastAsia="en-IN"/>
-        </w:rPr>
-        <w:t>1-h)</w:t>
-      </w:r>
-      <w:r>
-        <w:rPr>
-          <w:rFonts w:ascii="Times New Roman" w:eastAsia="Times New Roman" w:hAnsi="Times New Roman" w:cs="Times New Roman"/>
-          <w:sz w:val="32"/>
-          <w:szCs w:val="32"/>
-          <w:lang w:eastAsia="en-IN"/>
-        </w:rPr>
-        <w:br/>
-        <w:t>]</w:t>
-      </w:r>
-    </w:p>
-    <w:p>
-      <w:pPr>
-        <w:spacing w:before="100" w:beforeAutospacing="1" w:after="100" w:afterAutospacing="1" w:line="240" w:lineRule="auto"/>
-        <w:jc w:val="both"/>
-        <w:rPr>
-          <w:rFonts w:ascii="Times New Roman" w:eastAsia="Times New Roman" w:hAnsi="Times New Roman" w:cs="Times New Roman"/>
-          <w:sz w:val="32"/>
-          <w:szCs w:val="32"/>
-          <w:lang w:eastAsia="en-IN"/>
-        </w:rPr>
-      </w:pPr>
-      <w:r>
-        <w:rPr>
-          <w:rFonts w:ascii="Times New Roman" w:eastAsia="Times New Roman" w:hAnsi="Times New Roman" w:cs="Times New Roman"/>
-          <w:sz w:val="32"/>
-          <w:szCs w:val="32"/>
-          <w:lang w:eastAsia="en-IN"/>
-        </w:rPr>
-        <w:lastRenderedPageBreak/>
-        <w:t>[</w:t>
-      </w:r>
-      <w:r>
-        <w:rPr>
-          <w:rFonts w:ascii="Times New Roman" w:eastAsia="Times New Roman" w:hAnsi="Times New Roman" w:cs="Times New Roman"/>
-          <w:sz w:val="32"/>
-          <w:szCs w:val="32"/>
-          <w:lang w:eastAsia="en-IN"/>
-        </w:rPr>
-        <w:br/>
-        <w:t>\</w:t>
-      </w:r>
-      <w:proofErr w:type="spellStart"/>
-      <w:r>
-        <w:rPr>
-          <w:rFonts w:ascii="Times New Roman" w:eastAsia="Times New Roman" w:hAnsi="Times New Roman" w:cs="Times New Roman"/>
-          <w:sz w:val="32"/>
-          <w:szCs w:val="32"/>
-          <w:lang w:eastAsia="en-IN"/>
-        </w:rPr>
-        <w:t>delta_h</w:t>
-      </w:r>
-      <w:proofErr w:type="spellEnd"/>
-      <w:proofErr w:type="gramStart"/>
-      <w:r>
-        <w:rPr>
-          <w:rFonts w:ascii="Times New Roman" w:eastAsia="Times New Roman" w:hAnsi="Times New Roman" w:cs="Times New Roman"/>
-          <w:sz w:val="32"/>
-          <w:szCs w:val="32"/>
-          <w:lang w:eastAsia="en-IN"/>
-        </w:rPr>
-        <w:t>=(</w:t>
-      </w:r>
-      <w:proofErr w:type="gramEnd"/>
-      <w:r>
-        <w:rPr>
-          <w:rFonts w:ascii="Times New Roman" w:eastAsia="Times New Roman" w:hAnsi="Times New Roman" w:cs="Times New Roman"/>
-          <w:sz w:val="32"/>
-          <w:szCs w:val="32"/>
-          <w:lang w:eastAsia="en-IN"/>
-        </w:rPr>
-        <w:t>-0.0887)(0.8)(0.6225)(0.3775)</w:t>
-      </w:r>
-      <w:r>
-        <w:rPr>
-          <w:rFonts w:ascii="Times New Roman" w:eastAsia="Times New Roman" w:hAnsi="Times New Roman" w:cs="Times New Roman"/>
-          <w:sz w:val="32"/>
-          <w:szCs w:val="32"/>
-          <w:lang w:eastAsia="en-IN"/>
-        </w:rPr>
-        <w:br/>
-        <w:t>]</w:t>
-      </w:r>
-    </w:p>
-    <w:p>
-      <w:pPr>
-        <w:spacing w:before="100" w:beforeAutospacing="1" w:after="100" w:afterAutospacing="1" w:line="240" w:lineRule="auto"/>
-        <w:jc w:val="both"/>
-        <w:rPr>
-          <w:rFonts w:ascii="Times New Roman" w:eastAsia="Times New Roman" w:hAnsi="Times New Roman" w:cs="Times New Roman"/>
-          <w:sz w:val="32"/>
-          <w:szCs w:val="32"/>
-          <w:lang w:eastAsia="en-IN"/>
-        </w:rPr>
-      </w:pPr>
-      <w:r>
-        <w:rPr>
-          <w:rFonts w:ascii="Times New Roman" w:eastAsia="Times New Roman" w:hAnsi="Times New Roman" w:cs="Times New Roman"/>
-          <w:sz w:val="32"/>
-          <w:szCs w:val="32"/>
-          <w:lang w:eastAsia="en-IN"/>
-        </w:rPr>
-        <w:t>[</w:t>
-      </w:r>
-      <w:r>
-        <w:rPr>
-          <w:rFonts w:ascii="Times New Roman" w:eastAsia="Times New Roman" w:hAnsi="Times New Roman" w:cs="Times New Roman"/>
-          <w:sz w:val="32"/>
-          <w:szCs w:val="32"/>
-          <w:lang w:eastAsia="en-IN"/>
-        </w:rPr>
-        <w:br/>
-        <w:t>\</w:t>
-      </w:r>
-      <w:proofErr w:type="spellStart"/>
-      <w:r>
-        <w:rPr>
-          <w:rFonts w:ascii="Times New Roman" w:eastAsia="Times New Roman" w:hAnsi="Times New Roman" w:cs="Times New Roman"/>
-          <w:sz w:val="32"/>
-          <w:szCs w:val="32"/>
-          <w:lang w:eastAsia="en-IN"/>
-        </w:rPr>
-        <w:t>delta_h</w:t>
-      </w:r>
-      <w:proofErr w:type="spellEnd"/>
-      <w:r>
-        <w:rPr>
-          <w:rFonts w:ascii="Times New Roman" w:eastAsia="Times New Roman" w:hAnsi="Times New Roman" w:cs="Times New Roman"/>
-          <w:sz w:val="32"/>
-          <w:szCs w:val="32"/>
-          <w:lang w:eastAsia="en-IN"/>
-        </w:rPr>
-        <w:t>\approx-0.0167</w:t>
-      </w:r>
-      <w:r>
-        <w:rPr>
-          <w:rFonts w:ascii="Times New Roman" w:eastAsia="Times New Roman" w:hAnsi="Times New Roman" w:cs="Times New Roman"/>
-          <w:sz w:val="32"/>
-          <w:szCs w:val="32"/>
-          <w:lang w:eastAsia="en-IN"/>
-        </w:rPr>
-        <w:br/>
-        <w:t>]</w:t>
-      </w:r>
-    </w:p>
-    <w:p>
-      <w:pPr>
-        <w:spacing w:before="100" w:beforeAutospacing="1" w:after="100" w:afterAutospacing="1" w:line="240" w:lineRule="auto"/>
-        <w:jc w:val="both"/>
-        <w:outlineLvl w:val="1"/>
-        <w:rPr>
-          <w:rFonts w:ascii="Times New Roman" w:eastAsia="Times New Roman" w:hAnsi="Times New Roman" w:cs="Times New Roman"/>
-          <w:b/>
-          <w:bCs/>
-          <w:sz w:val="32"/>
-          <w:szCs w:val="32"/>
-          <w:lang w:eastAsia="en-IN"/>
-        </w:rPr>
-      </w:pPr>
-      <w:r>
-        <w:rPr>
-          <w:rFonts w:ascii="Times New Roman" w:eastAsia="Times New Roman" w:hAnsi="Times New Roman" w:cs="Times New Roman"/>
-          <w:b/>
-          <w:bCs/>
-          <w:sz w:val="32"/>
-          <w:szCs w:val="32"/>
-          <w:lang w:eastAsia="en-IN"/>
-        </w:rPr>
-        <w:t>Step 6: Update Hidden Weight</w:t>
-      </w:r>
-    </w:p>
-    <w:p>
-      <w:pPr>
-        <w:spacing w:before="100" w:beforeAutospacing="1" w:after="100" w:afterAutospacing="1" w:line="240" w:lineRule="auto"/>
-        <w:jc w:val="both"/>
-        <w:rPr>
-          <w:rFonts w:ascii="Times New Roman" w:eastAsia="Times New Roman" w:hAnsi="Times New Roman" w:cs="Times New Roman"/>
-          <w:sz w:val="32"/>
-          <w:szCs w:val="32"/>
-          <w:lang w:eastAsia="en-IN"/>
-        </w:rPr>
-      </w:pPr>
-      <w:r>
-        <w:rPr>
-          <w:rFonts w:ascii="Times New Roman" w:eastAsia="Times New Roman" w:hAnsi="Times New Roman" w:cs="Times New Roman"/>
-          <w:sz w:val="32"/>
-          <w:szCs w:val="32"/>
-          <w:lang w:eastAsia="en-IN"/>
-        </w:rPr>
-        <w:t>[</w:t>
-      </w:r>
-      <w:r>
-        <w:rPr>
-          <w:rFonts w:ascii="Times New Roman" w:eastAsia="Times New Roman" w:hAnsi="Times New Roman" w:cs="Times New Roman"/>
-          <w:sz w:val="32"/>
-          <w:szCs w:val="32"/>
-          <w:lang w:eastAsia="en-IN"/>
-        </w:rPr>
-        <w:br/>
-        <w:t>\</w:t>
-      </w:r>
-      <w:proofErr w:type="spellStart"/>
-      <w:r>
-        <w:rPr>
-          <w:rFonts w:ascii="Times New Roman" w:eastAsia="Times New Roman" w:hAnsi="Times New Roman" w:cs="Times New Roman"/>
-          <w:sz w:val="32"/>
-          <w:szCs w:val="32"/>
-          <w:lang w:eastAsia="en-IN"/>
-        </w:rPr>
-        <w:t>frac</w:t>
-      </w:r>
-      <w:proofErr w:type="spellEnd"/>
-      <w:r>
-        <w:rPr>
-          <w:rFonts w:ascii="Times New Roman" w:eastAsia="Times New Roman" w:hAnsi="Times New Roman" w:cs="Times New Roman"/>
-          <w:sz w:val="32"/>
-          <w:szCs w:val="32"/>
-          <w:lang w:eastAsia="en-IN"/>
-        </w:rPr>
-        <w:t>{\partial E</w:t>
-      </w:r>
-      <w:proofErr w:type="gramStart"/>
-      <w:r>
-        <w:rPr>
-          <w:rFonts w:ascii="Times New Roman" w:eastAsia="Times New Roman" w:hAnsi="Times New Roman" w:cs="Times New Roman"/>
-          <w:sz w:val="32"/>
-          <w:szCs w:val="32"/>
-          <w:lang w:eastAsia="en-IN"/>
-        </w:rPr>
-        <w:t>}{</w:t>
-      </w:r>
-      <w:proofErr w:type="gramEnd"/>
-      <w:r>
-        <w:rPr>
-          <w:rFonts w:ascii="Times New Roman" w:eastAsia="Times New Roman" w:hAnsi="Times New Roman" w:cs="Times New Roman"/>
-          <w:sz w:val="32"/>
-          <w:szCs w:val="32"/>
-          <w:lang w:eastAsia="en-IN"/>
-        </w:rPr>
-        <w:t xml:space="preserve">\partial </w:t>
-      </w:r>
-      <w:proofErr w:type="spellStart"/>
-      <w:r>
-        <w:rPr>
-          <w:rFonts w:ascii="Times New Roman" w:eastAsia="Times New Roman" w:hAnsi="Times New Roman" w:cs="Times New Roman"/>
-          <w:sz w:val="32"/>
-          <w:szCs w:val="32"/>
-          <w:lang w:eastAsia="en-IN"/>
-        </w:rPr>
-        <w:t>w_h</w:t>
-      </w:r>
-      <w:proofErr w:type="spellEnd"/>
-      <w:r>
-        <w:rPr>
-          <w:rFonts w:ascii="Times New Roman" w:eastAsia="Times New Roman" w:hAnsi="Times New Roman" w:cs="Times New Roman"/>
-          <w:sz w:val="32"/>
-          <w:szCs w:val="32"/>
-          <w:lang w:eastAsia="en-IN"/>
-        </w:rPr>
-        <w:t>}=\</w:t>
-      </w:r>
-      <w:proofErr w:type="spellStart"/>
-      <w:r>
-        <w:rPr>
-          <w:rFonts w:ascii="Times New Roman" w:eastAsia="Times New Roman" w:hAnsi="Times New Roman" w:cs="Times New Roman"/>
-          <w:sz w:val="32"/>
-          <w:szCs w:val="32"/>
-          <w:lang w:eastAsia="en-IN"/>
-        </w:rPr>
-        <w:t>delta_hx</w:t>
-      </w:r>
-      <w:proofErr w:type="spellEnd"/>
-      <w:r>
-        <w:rPr>
-          <w:rFonts w:ascii="Times New Roman" w:eastAsia="Times New Roman" w:hAnsi="Times New Roman" w:cs="Times New Roman"/>
-          <w:sz w:val="32"/>
-          <w:szCs w:val="32"/>
-          <w:lang w:eastAsia="en-IN"/>
-        </w:rPr>
-        <w:br/>
-        <w:t>]</w:t>
-      </w:r>
-    </w:p>
-    <w:p>
-      <w:pPr>
-        <w:spacing w:before="100" w:beforeAutospacing="1" w:after="100" w:afterAutospacing="1" w:line="240" w:lineRule="auto"/>
-        <w:jc w:val="both"/>
-        <w:rPr>
-          <w:rFonts w:ascii="Times New Roman" w:eastAsia="Times New Roman" w:hAnsi="Times New Roman" w:cs="Times New Roman"/>
-          <w:sz w:val="32"/>
-          <w:szCs w:val="32"/>
-          <w:lang w:eastAsia="en-IN"/>
-        </w:rPr>
-      </w:pPr>
-      <w:r>
-        <w:rPr>
-          <w:rFonts w:ascii="Times New Roman" w:eastAsia="Times New Roman" w:hAnsi="Times New Roman" w:cs="Times New Roman"/>
-          <w:sz w:val="32"/>
-          <w:szCs w:val="32"/>
-          <w:lang w:eastAsia="en-IN"/>
-        </w:rPr>
-        <w:t>[</w:t>
-      </w:r>
-      <w:r>
-        <w:rPr>
-          <w:rFonts w:ascii="Times New Roman" w:eastAsia="Times New Roman" w:hAnsi="Times New Roman" w:cs="Times New Roman"/>
-          <w:sz w:val="32"/>
-          <w:szCs w:val="32"/>
-          <w:lang w:eastAsia="en-IN"/>
-        </w:rPr>
-        <w:br/>
-        <w:t>\</w:t>
-      </w:r>
-      <w:proofErr w:type="spellStart"/>
-      <w:r>
-        <w:rPr>
-          <w:rFonts w:ascii="Times New Roman" w:eastAsia="Times New Roman" w:hAnsi="Times New Roman" w:cs="Times New Roman"/>
-          <w:sz w:val="32"/>
-          <w:szCs w:val="32"/>
-          <w:lang w:eastAsia="en-IN"/>
-        </w:rPr>
-        <w:t>frac</w:t>
-      </w:r>
-      <w:proofErr w:type="spellEnd"/>
-      <w:r>
-        <w:rPr>
-          <w:rFonts w:ascii="Times New Roman" w:eastAsia="Times New Roman" w:hAnsi="Times New Roman" w:cs="Times New Roman"/>
-          <w:sz w:val="32"/>
-          <w:szCs w:val="32"/>
-          <w:lang w:eastAsia="en-IN"/>
-        </w:rPr>
-        <w:t>{\partial E</w:t>
-      </w:r>
-      <w:proofErr w:type="gramStart"/>
-      <w:r>
-        <w:rPr>
-          <w:rFonts w:ascii="Times New Roman" w:eastAsia="Times New Roman" w:hAnsi="Times New Roman" w:cs="Times New Roman"/>
-          <w:sz w:val="32"/>
-          <w:szCs w:val="32"/>
-          <w:lang w:eastAsia="en-IN"/>
-        </w:rPr>
-        <w:t>}{</w:t>
-      </w:r>
-      <w:proofErr w:type="gramEnd"/>
-      <w:r>
-        <w:rPr>
-          <w:rFonts w:ascii="Times New Roman" w:eastAsia="Times New Roman" w:hAnsi="Times New Roman" w:cs="Times New Roman"/>
-          <w:sz w:val="32"/>
-          <w:szCs w:val="32"/>
-          <w:lang w:eastAsia="en-IN"/>
-        </w:rPr>
-        <w:t xml:space="preserve">\partial </w:t>
-      </w:r>
-      <w:proofErr w:type="spellStart"/>
-      <w:r>
-        <w:rPr>
-          <w:rFonts w:ascii="Times New Roman" w:eastAsia="Times New Roman" w:hAnsi="Times New Roman" w:cs="Times New Roman"/>
-          <w:sz w:val="32"/>
-          <w:szCs w:val="32"/>
-          <w:lang w:eastAsia="en-IN"/>
-        </w:rPr>
-        <w:t>w_h</w:t>
-      </w:r>
-      <w:proofErr w:type="spellEnd"/>
-      <w:r>
-        <w:rPr>
-          <w:rFonts w:ascii="Times New Roman" w:eastAsia="Times New Roman" w:hAnsi="Times New Roman" w:cs="Times New Roman"/>
-          <w:sz w:val="32"/>
-          <w:szCs w:val="32"/>
-          <w:lang w:eastAsia="en-IN"/>
-        </w:rPr>
-        <w:t>}=(-0.0167)(1)</w:t>
-      </w:r>
-      <w:r>
-        <w:rPr>
-          <w:rFonts w:ascii="Times New Roman" w:eastAsia="Times New Roman" w:hAnsi="Times New Roman" w:cs="Times New Roman"/>
-          <w:sz w:val="32"/>
-          <w:szCs w:val="32"/>
-          <w:lang w:eastAsia="en-IN"/>
-        </w:rPr>
-        <w:br/>
-        <w:t>]</w:t>
-      </w:r>
-    </w:p>
-    <w:p>
-      <w:pPr>
-        <w:spacing w:before="100" w:beforeAutospacing="1" w:after="100" w:afterAutospacing="1" w:line="240" w:lineRule="auto"/>
-        <w:jc w:val="both"/>
-        <w:rPr>
-          <w:rFonts w:ascii="Times New Roman" w:eastAsia="Times New Roman" w:hAnsi="Times New Roman" w:cs="Times New Roman"/>
-          <w:sz w:val="32"/>
-          <w:szCs w:val="32"/>
-          <w:lang w:eastAsia="en-IN"/>
-        </w:rPr>
-      </w:pPr>
-      <w:r>
-        <w:rPr>
-          <w:rFonts w:ascii="Times New Roman" w:eastAsia="Times New Roman" w:hAnsi="Times New Roman" w:cs="Times New Roman"/>
-          <w:sz w:val="32"/>
-          <w:szCs w:val="32"/>
-          <w:lang w:eastAsia="en-IN"/>
-        </w:rPr>
-        <w:t>[</w:t>
-      </w:r>
-      <w:r>
-        <w:rPr>
-          <w:rFonts w:ascii="Times New Roman" w:eastAsia="Times New Roman" w:hAnsi="Times New Roman" w:cs="Times New Roman"/>
-          <w:sz w:val="32"/>
-          <w:szCs w:val="32"/>
-          <w:lang w:eastAsia="en-IN"/>
-        </w:rPr>
-        <w:br/>
-        <w:t>=-0.0167</w:t>
-      </w:r>
-      <w:r>
-        <w:rPr>
-          <w:rFonts w:ascii="Times New Roman" w:eastAsia="Times New Roman" w:hAnsi="Times New Roman" w:cs="Times New Roman"/>
-          <w:sz w:val="32"/>
-          <w:szCs w:val="32"/>
-          <w:lang w:eastAsia="en-IN"/>
-        </w:rPr>
-        <w:br/>
-        <w:t>]</w:t>
-      </w:r>
-    </w:p>
-    <w:p>
-      <w:pPr>
-        <w:spacing w:before="100" w:beforeAutospacing="1" w:after="100" w:afterAutospacing="1" w:line="240" w:lineRule="auto"/>
-        <w:jc w:val="both"/>
-        <w:rPr>
-          <w:rFonts w:ascii="Times New Roman" w:eastAsia="Times New Roman" w:hAnsi="Times New Roman" w:cs="Times New Roman"/>
-          <w:sz w:val="32"/>
-          <w:szCs w:val="32"/>
-          <w:lang w:eastAsia="en-IN"/>
-        </w:rPr>
-      </w:pPr>
-      <w:r>
-        <w:rPr>
-          <w:rFonts w:ascii="Times New Roman" w:eastAsia="Times New Roman" w:hAnsi="Times New Roman" w:cs="Times New Roman"/>
-          <w:sz w:val="32"/>
-          <w:szCs w:val="32"/>
-          <w:lang w:eastAsia="en-IN"/>
-        </w:rPr>
-        <w:t>Therefore:</w:t>
-      </w:r>
-    </w:p>
-    <w:p>
-      <w:pPr>
-        <w:spacing w:before="100" w:beforeAutospacing="1" w:after="100" w:afterAutospacing="1" w:line="240" w:lineRule="auto"/>
-        <w:jc w:val="both"/>
-        <w:rPr>
-          <w:rFonts w:ascii="Times New Roman" w:eastAsia="Times New Roman" w:hAnsi="Times New Roman" w:cs="Times New Roman"/>
-          <w:sz w:val="32"/>
-          <w:szCs w:val="32"/>
-          <w:lang w:eastAsia="en-IN"/>
-        </w:rPr>
-      </w:pPr>
-      <w:r>
-        <w:rPr>
-          <w:rFonts w:ascii="Times New Roman" w:eastAsia="Times New Roman" w:hAnsi="Times New Roman" w:cs="Times New Roman"/>
-          <w:sz w:val="32"/>
-          <w:szCs w:val="32"/>
-          <w:lang w:eastAsia="en-IN"/>
-        </w:rPr>
-        <w:t>[</w:t>
-      </w:r>
-      <w:r>
-        <w:rPr>
-          <w:rFonts w:ascii="Times New Roman" w:eastAsia="Times New Roman" w:hAnsi="Times New Roman" w:cs="Times New Roman"/>
-          <w:sz w:val="32"/>
-          <w:szCs w:val="32"/>
-          <w:lang w:eastAsia="en-IN"/>
-        </w:rPr>
-        <w:br/>
-      </w:r>
-      <w:proofErr w:type="spellStart"/>
-      <w:r>
-        <w:rPr>
-          <w:rFonts w:ascii="Times New Roman" w:eastAsia="Times New Roman" w:hAnsi="Times New Roman" w:cs="Times New Roman"/>
-          <w:sz w:val="32"/>
-          <w:szCs w:val="32"/>
-          <w:lang w:eastAsia="en-IN"/>
-        </w:rPr>
-        <w:t>w_h</w:t>
-      </w:r>
-      <w:proofErr w:type="spellEnd"/>
-      <w:proofErr w:type="gramStart"/>
-      <w:r>
-        <w:rPr>
-          <w:rFonts w:ascii="Times New Roman" w:eastAsia="Times New Roman" w:hAnsi="Times New Roman" w:cs="Times New Roman"/>
-          <w:sz w:val="32"/>
-          <w:szCs w:val="32"/>
-          <w:lang w:eastAsia="en-IN"/>
-        </w:rPr>
-        <w:t>^{</w:t>
-      </w:r>
-      <w:proofErr w:type="gramEnd"/>
-      <w:r>
-        <w:rPr>
-          <w:rFonts w:ascii="Times New Roman" w:eastAsia="Times New Roman" w:hAnsi="Times New Roman" w:cs="Times New Roman"/>
-          <w:sz w:val="32"/>
-          <w:szCs w:val="32"/>
-          <w:lang w:eastAsia="en-IN"/>
-        </w:rPr>
-        <w:t>new}=0.5-0.1(-0.0167)</w:t>
-      </w:r>
-      <w:r>
-        <w:rPr>
-          <w:rFonts w:ascii="Times New Roman" w:eastAsia="Times New Roman" w:hAnsi="Times New Roman" w:cs="Times New Roman"/>
-          <w:sz w:val="32"/>
-          <w:szCs w:val="32"/>
-          <w:lang w:eastAsia="en-IN"/>
-        </w:rPr>
-        <w:br/>
-        <w:t>]</w:t>
-      </w:r>
-    </w:p>
-    <w:p>
-      <w:pPr>
-        <w:spacing w:before="100" w:beforeAutospacing="1" w:after="100" w:afterAutospacing="1" w:line="240" w:lineRule="auto"/>
-        <w:jc w:val="both"/>
-        <w:rPr>
-          <w:rFonts w:ascii="Times New Roman" w:eastAsia="Times New Roman" w:hAnsi="Times New Roman" w:cs="Times New Roman"/>
-          <w:sz w:val="32"/>
-          <w:szCs w:val="32"/>
-          <w:lang w:eastAsia="en-IN"/>
-        </w:rPr>
-      </w:pPr>
-      <w:r>
-        <w:rPr>
-          <w:rFonts w:ascii="Times New Roman" w:eastAsia="Times New Roman" w:hAnsi="Times New Roman" w:cs="Times New Roman"/>
-          <w:sz w:val="32"/>
-          <w:szCs w:val="32"/>
-          <w:lang w:eastAsia="en-IN"/>
-        </w:rPr>
         <w:t>[</w:t>
       </w:r>
       <w:r>
@@ -15418,7 +15701,6 @@
           <w:szCs w:val="32"/>
           <w:lang w:eastAsia="en-IN"/>
         </w:rPr>
-        <w:lastRenderedPageBreak/>
         <w:t>Prediction</w:t>
       </w:r>
     </w:p>
@@ -16090,7 +16372,17 @@
           <w:szCs w:val="32"/>
           <w:lang w:eastAsia="en-IN"/>
         </w:rPr>
-        <w:t xml:space="preserve"> determines how much each weight contributed to the final error. Gradient Descent then updates the weights in the direction that reduces the error. Repeating this process over multiple epochs enabl</w:t>
+        <w:t xml:space="preserve"> determines how much each weight contributed to the final error. Gradient Descent then updates the weights in the </w:t>
+      </w:r>
+      <w:r>
+        <w:rPr>
+          <w:rFonts w:ascii="Times New Roman" w:eastAsia="Times New Roman" w:hAnsi="Times New Roman" w:cs="Times New Roman"/>
+          <w:sz w:val="32"/>
+          <w:szCs w:val="32"/>
+          <w:lang w:eastAsia="en-IN"/>
+        </w:rPr>
+        <w:lastRenderedPageBreak/>
+        <w:t>direction that reduces the error. Repeating this process over multiple epochs enabl</w:t>
       </w:r>
       <w:r>
         <w:rPr>
@@ -16207,7 +16499,6 @@
           <w:szCs w:val="32"/>
           <w:lang w:eastAsia="en-IN"/>
         </w:rPr>
-        <w:lastRenderedPageBreak/>
         <w:t>The three major types are:</w:t>
       </w:r>
     </w:p>
@@ -16671,6 +16962,7 @@
           <w:szCs w:val="32"/>
           <w:lang w:eastAsia="en-IN"/>
         </w:rPr>
+        <w:lastRenderedPageBreak/>
         <w:t>Suitable for:</w:t>
       </w:r>
     </w:p>
@@ -16814,7 +17106,6 @@
           <w:szCs w:val="32"/>
           <w:lang w:eastAsia="en-IN"/>
         </w:rPr>
-        <w:lastRenderedPageBreak/>
         <w:t>[</w:t>
       </w:r>
       <w:r>
@@ -17322,6 +17613,7 @@
           <w:szCs w:val="32"/>
           <w:lang w:eastAsia="en-IN"/>
         </w:rPr>
+        <w:lastRenderedPageBreak/>
         <w:t>Dataset = 10,000 samples</w:t>
       </w:r>
     </w:p>
@@ -17509,7 +17801,6 @@
           <w:szCs w:val="32"/>
           <w:lang w:eastAsia="en-IN"/>
         </w:rPr>
-        <w:lastRenderedPageBreak/>
         <w:t>Comparison</w:t>
       </w:r>
     </w:p>
@@ -18806,6 +19097,7 @@
           <w:szCs w:val="32"/>
           <w:lang w:eastAsia="en-IN"/>
         </w:rPr>
+        <w:lastRenderedPageBreak/>
         <w:t>Mini-Batch Gradient Descent is commonly used in deep learning because it:</w:t>
       </w:r>
     </w:p>
@@ -18966,7 +19258,6 @@
           <w:szCs w:val="32"/>
           <w:lang w:eastAsia="en-IN"/>
         </w:rPr>
-        <w:lastRenderedPageBreak/>
         <w:t>32, 64, 128, 256</w:t>
       </w:r>
     </w:p>
@@ -19282,6 +19573,7 @@
           <w:szCs w:val="32"/>
           <w:lang w:eastAsia="en-IN"/>
         </w:rPr>
+        <w:lastRenderedPageBreak/>
         <w:t>[</w:t>
       </w:r>
       <w:r>
@@ -19451,7 +19743,6 @@
           <w:szCs w:val="32"/>
           <w:lang w:eastAsia="en-IN"/>
         </w:rPr>
-        <w:lastRenderedPageBreak/>
         <w:t>Likelihood Function</w:t>
       </w:r>
     </w:p>
@@ -19970,6 +20261,7 @@
           <w:szCs w:val="32"/>
           <w:lang w:eastAsia="en-IN"/>
         </w:rPr>
+        <w:lastRenderedPageBreak/>
         <w:t>[</w:t>
       </w:r>
       <w:r>
@@ -20124,7 +20416,6 @@
           <w:szCs w:val="32"/>
           <w:lang w:eastAsia="en-IN"/>
         </w:rPr>
-        <w:lastRenderedPageBreak/>
         <w:t>[</w:t>
       </w:r>
       <w:r>
@@ -20580,6 +20871,7 @@
           <w:szCs w:val="32"/>
           <w:lang w:eastAsia="en-IN"/>
         </w:rPr>
+        <w:lastRenderedPageBreak/>
         <w:t>Estimated Parameters</w:t>
       </w:r>
     </w:p>
@@ -20663,7 +20955,6 @@
           <w:szCs w:val="32"/>
           <w:lang w:eastAsia="en-IN"/>
         </w:rPr>
-        <w:lastRenderedPageBreak/>
         <w:t>[</w:t>
       </w:r>
       <w:r>
@@ -21093,6 +21384,7 @@
           <w:szCs w:val="32"/>
           <w:lang w:eastAsia="en-IN"/>
         </w:rPr>
+        <w:lastRenderedPageBreak/>
         <w:t>\</w:t>
       </w:r>
       <w:proofErr w:type="spellStart"/>
@@ -21194,7 +21486,6 @@
           <w:szCs w:val="32"/>
           <w:lang w:eastAsia="en-IN"/>
         </w:rPr>
-        <w:lastRenderedPageBreak/>
         <w:t>This is why cross-entropy loss is c</w:t>
       </w:r>
       <w:r>
@@ -21648,6 +21939,7 @@
           <w:szCs w:val="32"/>
           <w:lang w:eastAsia="en-IN"/>
         </w:rPr>
+        <w:lastRenderedPageBreak/>
         <w:t>[</w:t>
       </w:r>
       <w:r>
@@ -21719,7 +22011,6 @@
           <w:szCs w:val="32"/>
           <w:lang w:eastAsia="en-IN"/>
         </w:rPr>
-        <w:lastRenderedPageBreak/>
         <w:t>As (d) increases</w:t>
       </w:r>
       <w:r>
@@ -22257,6 +22548,7 @@
           <w:szCs w:val="32"/>
           <w:lang w:eastAsia="en-IN"/>
         </w:rPr>
+        <w:lastRenderedPageBreak/>
         <w:t>Therefore, it becomes difficult to identify:</w:t>
       </w:r>
     </w:p>
@@ -22296,7 +22588,6 @@
           <w:szCs w:val="32"/>
           <w:lang w:eastAsia="en-IN"/>
         </w:rPr>
-        <w:lastRenderedPageBreak/>
         <w:t>Nearest point</w:t>
       </w:r>
     </w:p>
@@ -22858,6 +23149,7 @@
           <w:szCs w:val="32"/>
           <w:lang w:eastAsia="en-IN"/>
         </w:rPr>
+        <w:lastRenderedPageBreak/>
         <w:t>Instead of selecting existing features, new meaningful features are created.</w:t>
       </w:r>
     </w:p>
@@ -22879,7 +23171,6 @@
           <w:szCs w:val="32"/>
           <w:lang w:eastAsia="en-IN"/>
         </w:rPr>
-        <w:lastRenderedPageBreak/>
         <w:t>Examples:</w:t>
       </w:r>
     </w:p>
@@ -24085,7 +24376,6 @@
           <w:szCs w:val="32"/>
           <w:lang w:eastAsia="en-IN"/>
         </w:rPr>
-        <w:lastRenderedPageBreak/>
         <w:t>Input Layer</w:t>
       </w:r>
     </w:p>
@@ -24125,6 +24415,7 @@
           <w:szCs w:val="32"/>
           <w:lang w:eastAsia="en-IN"/>
         </w:rPr>
+        <w:lastRenderedPageBreak/>
         <w:t>784 neurons</w:t>
       </w:r>
     </w:p>
@@ -25689,15 +25980,6 @@
           <w:lang w:eastAsia="en-IN"/>
         </w:rPr>
         <w:br/>
-      </w:r>
-      <w:r>
-        <w:rPr>
-          <w:rFonts w:ascii="Times New Roman" w:eastAsia="Times New Roman" w:hAnsi="Times New Roman" w:cs="Times New Roman"/>
-          <w:sz w:val="32"/>
-          <w:szCs w:val="32"/>
-          <w:lang w:eastAsia="en-IN"/>
-        </w:rPr>
-        <w:lastRenderedPageBreak/>
         <w:t>{\sum_{j=1}^{10}e^{</w:t>
       </w:r>
       <w:proofErr w:type="spellStart"/>
@@ -25749,6 +26031,7 @@
           <w:szCs w:val="32"/>
           <w:lang w:eastAsia="en-IN"/>
         </w:rPr>
+        <w:lastRenderedPageBreak/>
         <w:t>The sum of all class probabilities is:</w:t>
       </w:r>
     </w:p>
@@ -26273,28 +26556,28 @@
           <w:szCs w:val="32"/>
           <w:lang w:eastAsia="en-IN"/>
         </w:rPr>
+        <w:t>For multiclass classification, categorical cross-entropy is used:</w:t>
+      </w:r>
+    </w:p>
+    <w:p>
+      <w:pPr>
+        <w:spacing w:before="100" w:beforeAutospacing="1" w:after="100" w:afterAutospacing="1" w:line="240" w:lineRule="auto"/>
+        <w:jc w:val="both"/>
+        <w:rPr>
+          <w:rFonts w:ascii="Times New Roman" w:eastAsia="Times New Roman" w:hAnsi="Times New Roman" w:cs="Times New Roman"/>
+          <w:sz w:val="32"/>
+          <w:szCs w:val="32"/>
+          <w:lang w:eastAsia="en-IN"/>
+        </w:rPr>
+      </w:pPr>
+      <w:r>
+        <w:rPr>
+          <w:rFonts w:ascii="Times New Roman" w:eastAsia="Times New Roman" w:hAnsi="Times New Roman" w:cs="Times New Roman"/>
+          <w:sz w:val="32"/>
+          <w:szCs w:val="32"/>
+          <w:lang w:eastAsia="en-IN"/>
+        </w:rPr>
         <w:lastRenderedPageBreak/>
-        <w:t>For multiclass classification, categorical cross-entropy is used:</w:t>
-      </w:r>
-    </w:p>
-    <w:p>
-      <w:pPr>
-        <w:spacing w:before="100" w:beforeAutospacing="1" w:after="100" w:afterAutospacing="1" w:line="240" w:lineRule="auto"/>
-        <w:jc w:val="both"/>
-        <w:rPr>
-          <w:rFonts w:ascii="Times New Roman" w:eastAsia="Times New Roman" w:hAnsi="Times New Roman" w:cs="Times New Roman"/>
-          <w:sz w:val="32"/>
-          <w:szCs w:val="32"/>
-          <w:lang w:eastAsia="en-IN"/>
-        </w:rPr>
-      </w:pPr>
-      <w:r>
-        <w:rPr>
-          <w:rFonts w:ascii="Times New Roman" w:eastAsia="Times New Roman" w:hAnsi="Times New Roman" w:cs="Times New Roman"/>
-          <w:sz w:val="32"/>
-          <w:szCs w:val="32"/>
-          <w:lang w:eastAsia="en-IN"/>
-        </w:rPr>
         <w:t>[</w:t>
       </w:r>
       <w:r>
@@ -27093,7 +27376,6 @@
           <w:szCs w:val="32"/>
           <w:lang w:eastAsia="en-IN"/>
         </w:rPr>
-        <w:lastRenderedPageBreak/>
         <w:t>Input Image</w:t>
       </w:r>
     </w:p>
@@ -27211,6 +27493,7 @@
           <w:szCs w:val="32"/>
           <w:lang w:eastAsia="en-IN"/>
         </w:rPr>
+        <w:lastRenderedPageBreak/>
         <w:t xml:space="preserve">    ↓</w:t>
       </w:r>
     </w:p>
@@ -28033,6 +28316,7 @@
           <w:szCs w:val="32"/>
           <w:lang w:eastAsia="en-IN"/>
         </w:rPr>
+        <w:lastRenderedPageBreak/>
         <w:t>Introduction</w:t>
       </w:r>
     </w:p>
@@ -28560,7 +28844,6 @@
                 <w:szCs w:val="32"/>
                 <w:lang w:eastAsia="en-IN"/>
               </w:rPr>
-              <w:lastRenderedPageBreak/>
               <w:t>Feature</w:t>
             </w:r>
           </w:p>
@@ -29014,6 +29297,7 @@
                 <w:szCs w:val="32"/>
                 <w:lang w:eastAsia="en-IN"/>
               </w:rPr>
+              <w:lastRenderedPageBreak/>
               <w:t>Training Time</w:t>
             </w:r>
           </w:p>
@@ -29743,7 +30027,6 @@
           <w:szCs w:val="32"/>
           <w:lang w:eastAsia="en-IN"/>
         </w:rPr>
-        <w:lastRenderedPageBreak/>
         <w:t>3. Application Scenarios</w:t>
       </w:r>
     </w:p>
@@ -29816,6 +30099,7 @@
           <w:szCs w:val="32"/>
           <w:lang w:eastAsia="en-IN"/>
         </w:rPr>
+        <w:lastRenderedPageBreak/>
         <w:t>Loan approval</w:t>
       </w:r>
     </w:p>
@@ -30320,7 +30604,6 @@
           <w:szCs w:val="32"/>
           <w:lang w:eastAsia="en-IN"/>
         </w:rPr>
-        <w:lastRenderedPageBreak/>
         <w:t>Explainable AI</w:t>
       </w:r>
     </w:p>
@@ -30475,6 +30758,7 @@
           <w:szCs w:val="32"/>
           <w:lang w:eastAsia="en-IN"/>
         </w:rPr>
+        <w:lastRenderedPageBreak/>
         <w:t>Learning algorithms are important because they:</w:t>
       </w:r>
     </w:p>
@@ -31192,7 +31476,6 @@
           <w:szCs w:val="32"/>
           <w:lang w:eastAsia="en-IN"/>
         </w:rPr>
-        <w:lastRenderedPageBreak/>
         <w:t>Automatically Learns Patterns</w:t>
       </w:r>
     </w:p>
@@ -31318,7 +31601,17 @@
           <w:szCs w:val="32"/>
           <w:lang w:eastAsia="en-IN"/>
         </w:rPr>
-        <w:t>Traditional machine learning is efficient, interpretable, and suitable for structured datasets. Neural networks provide powerful automatic feature learning and are ideal for complex unstructured data. The choice of learning algorithm depends on the problem, dataset size, computational resources, accuracy requirements, and interpretability requirements.</w:t>
+        <w:t xml:space="preserve">Traditional machine learning is efficient, interpretable, and suitable for structured datasets. Neural networks provide powerful automatic feature learning and are ideal for complex unstructured data. The choice of learning algorithm depends on the problem, dataset size, </w:t>
+      </w:r>
+      <w:r>
+        <w:rPr>
+          <w:rFonts w:ascii="Times New Roman" w:eastAsia="Times New Roman" w:hAnsi="Times New Roman" w:cs="Times New Roman"/>
+          <w:sz w:val="32"/>
+          <w:szCs w:val="32"/>
+          <w:lang w:eastAsia="en-IN"/>
+        </w:rPr>
+        <w:lastRenderedPageBreak/>
+        <w:t>computational resources, accuracy requirements, and interpretability requirements.</w:t>
       </w:r>
     </w:p>
     <w:sectPr>
@@ -38722,7 +39015,7 @@
 </file>
 
 <file path=customXml/itemProps1.xml><?xml version="1.0" encoding="utf-8"?>
-<ds:datastoreItem xmlns:ds="http://schemas.openxmlformats.org/officeDocument/2006/customXml" ds:itemID="{37914E1A-3253-4C28-A440-E595BF10B2AC}">
+<ds:datastoreItem xmlns:ds="http://schemas.openxmlformats.org/officeDocument/2006/customXml" ds:itemID="{D36B02D4-9AC9-477D-A9DD-44FF3DD40030}">
   <ds:schemaRefs>
     <ds:schemaRef ds:uri="http://schemas.openxmlformats.org/officeDocument/2006/bibliography"/>
   </ds:schemaRefs>
